--- a/docs/paper.docx
+++ b/docs/paper.docx
@@ -935,17 +935,7 @@
       </w:r>
       <w:r>
         <w:rPr/>
-        <w:t xml:space="preserve"> more where the model has never seen the pair than where it has, in every one of the twelve months of the training year read separately, and the relation it rests on, a taxi speed of 11.8 to 13.2 m/s recovered ten times over with a different airport left out each time, transfers to an airport the model has never seen at all, where an identifier model has nothing to encode. Just over a tenth of the 2026 test rows sit on pairs the training year saw a hundred times or fewer, and on the thinnest of them a pair's own mean is worse than ignoring the pair; the geometry is the better prior there by some twenty seconds over the airport mean. The strongest single feature is not geometric but the flight plan's own delay signal, worth 79 s in December and 57 in July, and once it is in the model an oracle diagnostic bounds the whole queueing layer at about eight seconds, so the queue model the plan reserved thirty hours for was not built. A shrunk identifier encoding aimed at the thin pairs, guarded against four leakage modes, bought 4.9 s in December and 1.9 in July, and the December gain came mostly from the pairs it was not aimed at; it is in the submitted model and is reported as what it is. That model, the mean of five seeds, scores 213.55 s on a December forward split and 320.90 on a July one, each over all ten airports and over the rows the record-quality term leaves to it, and 234.20 on the three airports the July test month held until the organizers re-issued it with all ten. Read with every month of 2025 held out in turn, a design that is not forward in time, the same model pools to 243.7 s over the year on those rows, 275.9 s over every row with the term, and seven recorded taxi-outs of over four hours that no term covers separate the two readings from a third, 217.8 s, printed as a diagnostic. The organizers' figure is </w:t>
-      </w:r>
-      <w:r>
-        <w:rPr>
-          <w:rStyle w:val="Strong"/>
-        </w:rPr>
-        <w:t>[score]</w:t>
-      </w:r>
-      <w:r>
-        <w:rPr/>
-        <w:t>.</w:t>
+        <w:t xml:space="preserve"> more where the model has never seen the pair than where it has, in every one of the twelve months of the training year read separately, and the relation it rests on, a taxi speed of 11.8 to 13.2 m/s recovered ten times over with a different airport left out each time, transfers to an airport the model has never seen at all, where an identifier model has nothing to encode. Just over a tenth of the 2026 test rows sit on pairs the training year saw a hundred times or fewer, and on the thinnest of them a pair's own mean is worse than ignoring the pair; the geometry is the better prior there by some twenty seconds over the airport mean. The strongest single feature is not geometric but the flight plan's own delay signal, worth 79 s in December and 57 in July, and once it is in the model an oracle diagnostic bounds the whole queueing layer at about eight seconds, so the queue model the plan reserved thirty hours for was not built. A shrunk identifier encoding aimed at the thin pairs, guarded against four leakage modes, bought 4.9 s in December and 1.9 in July, and the December gain came mostly from the pairs it was not aimed at; it is in the submitted model and is reported as what it is. That model, the mean of five seeds, scores 213.55 s on a December forward split and 320.90 on a July one, each over all ten airports and over the rows the record-quality term leaves to it, and 234.20 on the three airports the July test month held until the organizers re-issued it with all ten. Read with every month of 2025 held out in turn, a design that is not forward in time, the same model pools to 243.7 s over the year on those rows, 275.9 s over every row with the term, and seven recorded taxi-outs of over four hours that no term covers separate the two readings from a third, 217.8 s, printed as a diagnostic. The organizers' figure for the submitted file, read back once on 4 October 2026, is given in §8.6.</w:t>
       </w:r>
     </w:p>
     <w:p>
@@ -1388,12 +1378,14 @@
         <w:rPr/>
         <w:t xml:space="preserve">The repository ships GPLv3 in totality. The distance matrices it generates are a Derivative Database of OSM and carry ODbL, so they are regenerated rather than committed; the Zenodo deposit </w:t>
       </w:r>
-      <w:r>
-        <w:rPr>
-          <w:rStyle w:val="Strong"/>
-        </w:rPr>
-        <w:t>[DOI]</w:t>
-      </w:r>
+      <w:hyperlink r:id="rId2">
+        <w:r>
+          <w:rPr>
+            <w:rStyle w:val="Hyperlink"/>
+          </w:rPr>
+          <w:t>10.5281/zenodo.23133051</w:t>
+        </w:r>
+      </w:hyperlink>
       <w:r>
         <w:rPr/>
         <w:t xml:space="preserve"> carries them under ODbL, with the eleven Overpass answers they derive from, and beside them the two public-domain inputs the entry read and a later fetch would not return, the METAR observations and the OurAirports tables. The reports are Produced Works and carry the figures. </w:t>
@@ -22516,17 +22508,7 @@
       </w:pPr>
       <w:r>
         <w:rPr/>
-        <w:t xml:space="preserve">The pooled test figure is a census of ten airports over two months, weighted by their departures, with July 2026 holding 192,122 of the 344,841 rows; the §7.3 bounds put the plan-lag regime shift at up to +5.6 s pooled in January and +5.1 in July, most of July's at Paris, and the winter regime at Frankfurt and Zurich is where the model extrapolates furthest. Three kinds of row decide the rest, and §8.2 has shown each kind on the training year. The record-quality term reaches 383 rows, all at Fiumicino, whose July departures are in the scored set now; on the held-out year those rows take the figure from 243.7 s to 275.9. A day-shift row in a cell the term does not cover is scored at its recorded value and can move the pooled figure by itself: seven such rows in 2025, at three airports, take the year from 217.8 s to 243.7, and January's figure from 231.8 s to 346.8 on two of them. And one ranking row is predicted by the rule of §4 at 52,550 s, with the two outcomes that section prices. The organizers' figure, when it comes, is one number over 344,841 rows, and the three readings above are what it will be a mixture of: </w:t>
-      </w:r>
-      <w:r>
-        <w:rPr>
-          <w:rStyle w:val="Strong"/>
-        </w:rPr>
-        <w:t>[score]</w:t>
-      </w:r>
-      <w:r>
-        <w:rPr/>
-        <w:t>.</w:t>
+        <w:t>The pooled test figure is a census of ten airports over two months, weighted by their departures, with July 2026 holding 192,122 of the 344,841 rows; the §7.3 bounds put the plan-lag regime shift at up to +5.6 s pooled in January and +5.1 in July, most of July's at Paris, and the winter regime at Frankfurt and Zurich is where the model extrapolates furthest. Three kinds of row decide the rest, and §8.2 has shown each kind on the training year. The record-quality term reaches 383 rows, all at Fiumicino, whose July departures are in the scored set now; on the held-out year those rows take the figure from 243.7 s to 275.9. A day-shift row in a cell the term does not cover is scored at its recorded value and can move the pooled figure by itself: seven such rows in 2025, at three airports, take the year from 217.8 s to 243.7, and January's figure from 231.8 s to 346.8 on two of them. And one ranking row is predicted by the rule of §4 at 52,550 s, with the two outcomes that section prices. The organizers' figure is one number over 344,841 rows, and the three readings above are what it is a mixture of: 313.169 s, read once on 4 October 2026 over the 344,841 rows the scorer used.</w:t>
       </w:r>
     </w:p>
     <w:p>
@@ -22658,7 +22640,27 @@
       </w:r>
       <w:r>
         <w:rPr/>
-        <w:t>.</w:t>
+        <w:t xml:space="preserve">; </w:t>
+      </w:r>
+      <w:r>
+        <w:rPr>
+          <w:rStyle w:val="SourceText"/>
+        </w:rPr>
+        <w:t>reports/submission-2026-10-04.md</w:t>
+      </w:r>
+      <w:r>
+        <w:rPr/>
+        <w:t xml:space="preserve">, </w:t>
+      </w:r>
+      <w:r>
+        <w:rPr>
+          <w:rStyle w:val="Emphasis"/>
+        </w:rPr>
+        <w:t>The file</w:t>
+      </w:r>
+      <w:r>
+        <w:rPr/>
+        <w:t>, a dated record.</w:t>
       </w:r>
     </w:p>
     <w:p>
@@ -24413,7 +24415,17 @@
       </w:pPr>
       <w:r>
         <w:rPr/>
-        <w:t xml:space="preserve">A reader brings four things to the repository at the tag: the challenge data, from the organizers, which is not redistributable; the eleven Overpass answers, fetched at their pins as described below or taken from the deposit; and, from the deposit, the METAR observations and the two OurAirports tables the entry read, cached fetches recorded with their requests and terms, which a fetch made later would not return because OurAirports is rebuilt nightly. From those and the committed inputs, every figure in this paper is regenerated by a named script, or is quoted from a dated record that the register holds to its digest, and </w:t>
+        <w:t xml:space="preserve">A reader brings four things to the repository at the commit this paper is committed in, tagged </w:t>
+      </w:r>
+      <w:r>
+        <w:rPr>
+          <w:rStyle w:val="SourceText"/>
+        </w:rPr>
+        <w:t>entry-2026-10-04</w:t>
+      </w:r>
+      <w:r>
+        <w:rPr/>
+        <w:t xml:space="preserve">: the challenge data, from the organizers, which is not redistributable; the eleven Overpass answers, fetched at their pins as described below or taken from the deposit; and, from the deposit, the METAR observations and the two OurAirports tables the entry read, cached fetches recorded with their requests and terms, which a fetch made later would not return because OurAirports is rebuilt nightly. From those and the committed inputs, every figure in this paper is regenerated by a named script, or is quoted from a dated record that the register holds to its digest, and </w:t>
       </w:r>
       <w:r>
         <w:rPr>
@@ -24453,7 +24465,47 @@
       </w:r>
       <w:r>
         <w:rPr/>
-        <w:t>, on top of the freeze tag and not in place of it. The ladder was refitted on every month of 2025 held out in turn, and its residuals, the five-seed refits of the shipped rung on the same splits and the three pair folds refitted for three rungs are stored beside the ladder's own; the seven reports of the held-out year that §8 and the annexes quote regenerate from those stored files by their named scripts without a fit, and the fits themselves repeat by the same scripts. Then the rule of §4 was added, under its pre-registration, with the booster, the residuals and every validation figure untouched. Last, the three candidates of Annex J were fitted and read, and the file was not rebuilt, because the rule adopted none.</w:t>
+        <w:t xml:space="preserve">, on top of the freeze tag and not in place of it. The ladder was refitted on every month of 2025 held out in turn, and its residuals, the five-seed refits of the shipped rung on the same splits and the three pair folds refitted for three rungs are stored beside the ladder's own; the seven reports of the held-out year that §8 and the annexes quote regenerate from those stored files by their named scripts without a fit, and the fits themselves repeat by the same scripts. Then the rule of §4 was added, under its pre-registration, with the booster, the residuals and every validation figure untouched. Last, the three candidates of Annex J were fitted and read, and the file was not rebuilt, because the rule adopted none. Three tags mark the history: </w:t>
+      </w:r>
+      <w:r>
+        <w:rPr>
+          <w:rStyle w:val="SourceText"/>
+        </w:rPr>
+        <w:t>freeze-2026-10-04</w:t>
+      </w:r>
+      <w:r>
+        <w:rPr/>
+        <w:t xml:space="preserve"> the model's freeze, </w:t>
+      </w:r>
+      <w:r>
+        <w:rPr>
+          <w:rStyle w:val="SourceText"/>
+        </w:rPr>
+        <w:t>model-v7-2026-10-02</w:t>
+      </w:r>
+      <w:r>
+        <w:rPr/>
+        <w:t xml:space="preserve"> the rule of the plan-shifted departures, and </w:t>
+      </w:r>
+      <w:r>
+        <w:rPr>
+          <w:rStyle w:val="SourceText"/>
+        </w:rPr>
+        <w:t>entry-2026-10-04</w:t>
+      </w:r>
+      <w:r>
+        <w:rPr/>
+        <w:t xml:space="preserve"> the file that was scored. The organizers' announcement channels, the ranking page's news box, the challenge's main page and the OSN Discord channel </w:t>
+      </w:r>
+      <w:r>
+        <w:rPr>
+          <w:rStyle w:val="SourceText"/>
+        </w:rPr>
+        <w:t>#prc-data-competition</w:t>
+      </w:r>
+      <w:r>
+        <w:rPr/>
+        <w:t>, were read on 4 October 2026, before the upload; they carried no final-phase file and no change to the ranking script, the file format, the naming rule or the deadline, only a note that a file is submitted with the MinIO command-line client and not through the web interface.</w:t>
       </w:r>
     </w:p>
     <w:p>
@@ -70524,6 +70576,13 @@
     <w:qFormat/>
     <w:rPr/>
   </w:style>
+  <w:style w:type="character" w:styleId="Hyperlink">
+    <w:name w:val="Hyperlink"/>
+    <w:rPr>
+      <w:color w:val="000080"/>
+      <w:u w:val="single"/>
+    </w:rPr>
+  </w:style>
   <w:style w:type="character" w:styleId="Bullets">
     <w:name w:val="Bullets"/>
     <w:qFormat/>

--- a/docs/paper.docx
+++ b/docs/paper.docx
@@ -77,7 +77,7 @@
       </w:pPr>
       <w:r>
         <w:rPr/>
-        <w:t>1.2 What this entry claims</w:t>
+        <w:t>1.2 What I set out to test</w:t>
       </w:r>
     </w:p>
     <w:p>
@@ -597,7 +597,7 @@
       </w:pPr>
       <w:r>
         <w:rPr/>
-        <w:t>9. Discussion</w:t>
+        <w:t>8.7 After the first score: the files of 4 to 7 October</w:t>
       </w:r>
     </w:p>
     <w:p>
@@ -610,7 +610,7 @@
       </w:pPr>
       <w:r>
         <w:rPr/>
-        <w:t>9.1 What the geometry was worth, and where</w:t>
+        <w:t>9. Discussion</w:t>
       </w:r>
     </w:p>
     <w:p>
@@ -623,7 +623,7 @@
       </w:pPr>
       <w:r>
         <w:rPr/>
-        <w:t>9.2 What the honest tail treatment costs and buys</w:t>
+        <w:t>9.1 What the geometry was worth, and where</w:t>
       </w:r>
     </w:p>
     <w:p>
@@ -636,7 +636,7 @@
       </w:pPr>
       <w:r>
         <w:rPr/>
-        <w:t>9.3 Limitations</w:t>
+        <w:t>9.2 What the honest tail treatment costs and buys</w:t>
       </w:r>
     </w:p>
     <w:p>
@@ -649,7 +649,7 @@
       </w:pPr>
       <w:r>
         <w:rPr/>
-        <w:t>9.4 A ceiling that measured the wrong thing</w:t>
+        <w:t>9.3 Limitations</w:t>
       </w:r>
     </w:p>
     <w:p>
@@ -662,7 +662,7 @@
       </w:pPr>
       <w:r>
         <w:rPr/>
-        <w:t>9.5 What the residual actually is</w:t>
+        <w:t>9.4 A ceiling that measured the wrong thing</w:t>
       </w:r>
     </w:p>
     <w:p>
@@ -675,7 +675,7 @@
       </w:pPr>
       <w:r>
         <w:rPr/>
-        <w:t>10. Reproducing this</w:t>
+        <w:t>9.5 What the residual actually is</w:t>
       </w:r>
     </w:p>
     <w:p>
@@ -688,7 +688,7 @@
       </w:pPr>
       <w:r>
         <w:rPr/>
-        <w:t>Annex A: the ladder, every month held out</w:t>
+        <w:t>9.6 What held, and further work</w:t>
       </w:r>
     </w:p>
     <w:p>
@@ -701,7 +701,7 @@
       </w:pPr>
       <w:r>
         <w:rPr/>
-        <w:t>Annex B: each block's change, month by month, against the floor</w:t>
+        <w:t>10. Reproducing this</w:t>
       </w:r>
     </w:p>
     <w:p>
@@ -714,7 +714,7 @@
       </w:pPr>
       <w:r>
         <w:rPr/>
-        <w:t>Annex C: the shipped model per airport and month, the bias</w:t>
+        <w:t>Annex A: the ladder, every month held out</w:t>
       </w:r>
     </w:p>
     <w:p>
@@ -727,7 +727,7 @@
       </w:pPr>
       <w:r>
         <w:rPr/>
-        <w:t>Annex D: the geometry claim per airport and month, and the shipped rung's gap</w:t>
+        <w:t>Annex B: each block's change, month by month, against the floor</w:t>
       </w:r>
     </w:p>
     <w:p>
@@ -740,7 +740,7 @@
       </w:pPr>
       <w:r>
         <w:rPr/>
-        <w:t>Annex E: the year's weather against its ten-year norm</w:t>
+        <w:t>Annex C: the shipped model per airport and month, the bias</w:t>
       </w:r>
     </w:p>
     <w:p>
@@ -753,7 +753,7 @@
       </w:pPr>
       <w:r>
         <w:rPr/>
-        <w:t>Annex F: the rows over four hours</w:t>
+        <w:t>Annex D: the geometry claim per airport and month, and the shipped rung's gap</w:t>
       </w:r>
     </w:p>
     <w:p>
@@ -766,7 +766,7 @@
       </w:pPr>
       <w:r>
         <w:rPr/>
-        <w:t>Annex G: Istanbul's February 2025, and its January 2026</w:t>
+        <w:t>Annex E: the year's weather against its ten-year norm</w:t>
       </w:r>
     </w:p>
     <w:p>
@@ -779,7 +779,7 @@
       </w:pPr>
       <w:r>
         <w:rPr/>
-        <w:t>Annex H: where the last three blocks of the chain earn their keep</w:t>
+        <w:t>Annex F: the rows over four hours</w:t>
       </w:r>
     </w:p>
     <w:p>
@@ -792,7 +792,7 @@
       </w:pPr>
       <w:r>
         <w:rPr/>
-        <w:t>Annex I: the plan-shifted departures, evaluated after the rule was fixed</w:t>
+        <w:t>Annex G: Istanbul's February 2025, and its January 2026</w:t>
       </w:r>
     </w:p>
     <w:p>
@@ -805,7 +805,7 @@
       </w:pPr>
       <w:r>
         <w:rPr/>
-        <w:t>Annex J: the three candidates measured after the freeze</w:t>
+        <w:t>Annex H: where the last three blocks of the chain earn their keep</w:t>
       </w:r>
     </w:p>
     <w:p>
@@ -818,6 +818,32 @@
       </w:pPr>
       <w:r>
         <w:rPr/>
+        <w:t>Annex I: the plan-shifted departures, evaluated after the rule was fixed</w:t>
+      </w:r>
+    </w:p>
+    <w:p>
+      <w:pPr>
+        <w:pStyle w:val="BodyText"/>
+        <w:bidi w:val="0"/>
+        <w:ind w:hanging="0" w:left="0" w:right="0"/>
+        <w:jc w:val="left"/>
+        <w:rPr/>
+      </w:pPr>
+      <w:r>
+        <w:rPr/>
+        <w:t>Annex J: the three candidates measured after the freeze</w:t>
+      </w:r>
+    </w:p>
+    <w:p>
+      <w:pPr>
+        <w:pStyle w:val="BodyText"/>
+        <w:bidi w:val="0"/>
+        <w:ind w:hanging="0" w:left="0" w:right="0"/>
+        <w:jc w:val="left"/>
+        <w:rPr/>
+      </w:pPr>
+      <w:r>
+        <w:rPr/>
         <w:t>References</w:t>
       </w:r>
     </w:p>
@@ -868,7 +894,7 @@
         <w:rPr>
           <w:rStyle w:val="Emphasis"/>
         </w:rPr>
-        <w:t>, made on 27 September 2026, and nothing fitted or validated on the training year moves after it. Three things came after the tag, each dated and each a record. On 28 September the entry took up the ranking files the organizers had re-issued on 4 September (§2.1), which moved every figure computed on the ranking set and none computed on the training year. On 1 and 2 October the ladder was refitted with every month of 2025 held out in turn, a diagnostic that decides nothing and that §8 and the annexes read. On 2 October one rule was added to the submitted file for a class of three training departures, under a pre-registration written before it was evaluated (§4); the booster is untouched by it. The one figure that arrives later, the organizers' score, is marked where it goes. And on 3 October three candidates left on the table before the freeze were measured on top of the frozen model under a rule fixed before their figures existed; the rule adopted none, and the submitted file is unchanged by them (Annex J).</w:t>
+        <w:t>, made on 27 September 2026, and nothing fitted or validated on the training year moves after it. Three things came after the tag, each dated and each a record. On 28 September the entry took up the ranking files the organizers had re-issued on 4 September (§2.1), which moved every figure computed on the ranking set and none computed on the training year. On 1 and 2 October the ladder was refitted with every month of 2025 held out in turn, a diagnostic that decides nothing and that §8 and the annexes read. On 2 October one rule was added to the submitted file for a class of three training departures, under a pre-registration written before it was evaluated (§4); the booster is untouched by it. The one figure that arrives later, the organizers' score, is marked where it goes. And on 3 October three candidates left on the table before the freeze were measured on top of the frozen model under a rule fixed before their figures existed; the rule adopted none, and the submitted file is unchanged by them (Annex J). After the organizers' first figure, read on 4 October, the entry ran one more week under pre-registrations written before the figures they govern, and the file that is scored is now v11: §8.7 gives the four files after v7, what each added on top of the frozen model and what the organizers read back for each.</w:t>
       </w:r>
     </w:p>
     <w:p>
@@ -925,7 +951,7 @@
       </w:pPr>
       <w:r>
         <w:rPr/>
-        <w:t xml:space="preserve">Taxi-out at ten European airports, predicted from a physical decomposition: unimpeded time recovered from OpenStreetMap taxiway geometry, excess from the observable traffic and weather regime around a departure, and a record-quality term for rows whose recorded value no aircraft produced. The geometry is routed on a graph repaired to a fixed point and verified on a worked airport where every distance is known by hand. Its value is stated as a difference in differences on held-out stand–runway pairs: the geometry block buys </w:t>
+        <w:t xml:space="preserve">This entry tests one hypothesis: that the taxiway geometry recovered from OpenStreetMap carries to stand–runway pairs a model has never seen, where a memorized pair mean has nothing to carry. Taxi-out at ten European airports is predicted from a physical decomposition: unimpeded time recovered from OpenStreetMap taxiway geometry, excess from the observable traffic and weather regime around a departure, and a record-quality term for rows whose recorded value no aircraft produced. The geometry is routed on a graph repaired to a fixed point and verified on a worked airport where every distance is known by hand. Its value is stated as a difference in differences on held-out stand–runway pairs: the geometry block buys </w:t>
       </w:r>
       <w:r>
         <w:rPr>
@@ -935,7 +961,7 @@
       </w:r>
       <w:r>
         <w:rPr/>
-        <w:t xml:space="preserve"> more where the model has never seen the pair than where it has, in every one of the twelve months of the training year read separately, and the relation it rests on, a taxi speed of 11.8 to 13.2 m/s recovered ten times over with a different airport left out each time, transfers to an airport the model has never seen at all, where an identifier model has nothing to encode. Just over a tenth of the 2026 test rows sit on pairs the training year saw a hundred times or fewer, and on the thinnest of them a pair's own mean is worse than ignoring the pair; the geometry is the better prior there by some twenty seconds over the airport mean. The strongest single feature is not geometric but the flight plan's own delay signal, worth 79 s in December and 57 in July, and once it is in the model an oracle diagnostic bounds the whole queueing layer at about eight seconds, so the queue model the plan reserved thirty hours for was not built. A shrunk identifier encoding aimed at the thin pairs, guarded against four leakage modes, bought 4.9 s in December and 1.9 in July, and the December gain came mostly from the pairs it was not aimed at; it is in the submitted model and is reported as what it is. That model, the mean of five seeds, scores 213.55 s on a December forward split and 320.90 on a July one, each over all ten airports and over the rows the record-quality term leaves to it, and 234.20 on the three airports the July test month held until the organizers re-issued it with all ten. Read with every month of 2025 held out in turn, a design that is not forward in time, the same model pools to 243.7 s over the year on those rows, 275.9 s over every row with the term, and seven recorded taxi-outs of over four hours that no term covers separate the two readings from a third, 217.8 s, printed as a diagnostic. The organizers' figure for the submitted file, read back once on 4 October 2026, is given in §8.6.</w:t>
+        <w:t xml:space="preserve"> more where the model has never seen the pair than where it has, in every one of the twelve months of the training year read separately, and the relation it rests on, a taxi speed of 11.8 to 13.2 m/s recovered ten times over with a different airport left out each time, transfers to an airport the model has never seen at all, where an identifier model has nothing to encode. Just over a tenth of the 2026 test rows sit on pairs the training year saw a hundred times or fewer, and on the thinnest of them a pair's own mean is worse than ignoring the pair; the geometry is the better prior there by some twenty seconds over the airport mean. The strongest single feature is not geometric but the flight plan's own delay signal, worth 79 s in December and 57 in July, and once it is in the model an oracle diagnostic bounds the whole queueing layer at about eight seconds, so the queue model the plan reserved thirty hours for was not built. A shrunk identifier encoding aimed at the thin pairs, guarded against four leakage modes, bought 4.9 s in December and 1.9 in July, and the December gain came mostly from the pairs it was not aimed at; it is in the submitted model and is reported as what it is. That model, the mean of five seeds, scores 213.55 s on a December forward split and 320.90 on a July one, each over all ten airports and over the rows the record-quality term leaves to it, and 234.20 on the three airports the July test month held until the organizers re-issued it with all ten. Read with every month of 2025 held out in turn, a design that is not forward in time, the same model pools to 243.7 s over the year on those rows, 275.9 s over every row with the term, and seven recorded taxi-outs of over four hours that no term covers separate the two readings from a third, 217.8 s, printed as a diagnostic. After the organizers' first figure the entry added, each under a pre-registration fixed before its figures, features built on the network manager's recorded off-block time, a CatBoost member, and ground events from open ADS-B and OPDI data fused on top of the booster at the airports where they help out of fold; §8.7 gives what each was worth on the training year and the organizers' figure for every file uploaded.</w:t>
       </w:r>
     </w:p>
     <w:p>
@@ -1015,7 +1041,7 @@
       </w:pPr>
       <w:r>
         <w:rPr/>
-        <w:t>1.2 What this entry claims</w:t>
+        <w:t>1.2 What I set out to test</w:t>
       </w:r>
     </w:p>
     <w:p>
@@ -1027,7 +1053,1529 @@
       </w:pPr>
       <w:r>
         <w:rPr/>
-        <w:t>Three claims, each with the measurement that supports it and the split on which it was made:</w:t>
+        <w:t>Every departure in the challenge data carries a stand and a runway, and the natural model for a problem of this shape learns what each stand–runway pair has cost before. That works on the pairs a model has seen. It cannot work on a pair it has not, and a test month always holds some: just over a tenth of the 2026 test rows sit on pairs the training year saw a hundred times or fewer.</w:t>
+      </w:r>
+    </w:p>
+    <w:p>
+      <w:pPr>
+        <w:pStyle w:val="BodyText"/>
+        <w:bidi w:val="0"/>
+        <w:jc w:val="left"/>
+        <w:rPr/>
+      </w:pPr>
+      <w:r>
+        <w:rPr/>
+        <w:t>My central hypothesis is that the physical structure the challenge data omits, the route an aircraft taxis from its stand to its runway, can be recovered from OpenStreetMap and carries over to stand–runway pairs a model has never seen, where a memorized pair mean has nothing to carry. How it would be judged was fixed on 2 September, before the first model was fitted: "What the geometry buys has to be argued from the held-out-pair split, not from this table" (</w:t>
+      </w:r>
+      <w:r>
+        <w:rPr>
+          <w:rStyle w:val="SourceText"/>
+        </w:rPr>
+        <w:t>docs/plan.md</w:t>
+      </w:r>
+      <w:r>
+        <w:rPr/>
+        <w:t>, the entry for Gate 1). The test is therefore a difference in differences: how much more the geometry block is worth on pairs held out of training than on pairs the model has seen.</w:t>
+      </w:r>
+    </w:p>
+    <w:p>
+      <w:pPr>
+        <w:pStyle w:val="BodyText"/>
+        <w:bidi w:val="0"/>
+        <w:jc w:val="left"/>
+        <w:rPr/>
+      </w:pPr>
+      <w:r>
+        <w:rPr/>
+        <w:t xml:space="preserve">The hypothesis holds. The geometry block buys </w:t>
+      </w:r>
+      <w:r>
+        <w:rPr>
+          <w:rStyle w:val="Strong"/>
+        </w:rPr>
+        <w:t>+18.5 s [+16.7, +20.5]</w:t>
+      </w:r>
+      <w:r>
+        <w:rPr/>
+        <w:t xml:space="preserve"> more on held-out pairs than on seen ones, and the contrast clears zero in every one of the twelve months of the training year read separately (§8.5). On the December forward split the same block is worth 2.27 s, and on July nothing the seed floor can see. It is worth acknowledging that this gap is the finding rather than a disappointment: the test months reuse the training year's pairs, so a forward split cannot see what the geometry is for (§7.2, §9.1).</w:t>
+      </w:r>
+    </w:p>
+    <w:p>
+      <w:pPr>
+        <w:pStyle w:val="BodyText"/>
+        <w:bidi w:val="0"/>
+        <w:jc w:val="left"/>
+        <w:rPr/>
+      </w:pPr>
+      <w:r>
+        <w:rPr/>
+        <w:t>The rest of the model was built around that claim, and each part entered through a test whose criterion was written down before its figures existed. Two results shape the paper as much as the geometry does. The target's heavy tail is not what it appears to be, and the honest treatment of it is a separate term stated for what it is (§4). The excess term is small once the flight plan's own delay signal is in the model: 7.7 s in December and 5.8 in July against that signal's 79.3 and 57.4, and the queue layer that would model it further is bounded to about eight seconds by a diagnostic that needs no model (§6.3, §6.4).</w:t>
+      </w:r>
+    </w:p>
+    <w:p>
+      <w:pPr>
+        <w:pStyle w:val="BodyText"/>
+        <w:bidi w:val="0"/>
+        <w:jc w:val="left"/>
+        <w:rPr/>
+      </w:pPr>
+      <w:r>
+        <w:rPr/>
+        <w:t>The tests under the central hypothesis, each with its dated anchor in the repository:</w:t>
+      </w:r>
+    </w:p>
+    <w:tbl>
+      <w:tblPr>
+        <w:tblW w:w="10539" w:type="dxa"/>
+        <w:jc w:val="left"/>
+        <w:tblInd w:w="28" w:type="dxa"/>
+        <w:tblLayout w:type="fixed"/>
+        <w:tblCellMar>
+          <w:top w:w="28" w:type="dxa"/>
+          <w:left w:w="28" w:type="dxa"/>
+          <w:bottom w:w="28" w:type="dxa"/>
+          <w:right w:w="28" w:type="dxa"/>
+        </w:tblCellMar>
+      </w:tblPr>
+      <w:tblGrid>
+        <w:gridCol w:w="3230"/>
+        <w:gridCol w:w="3395"/>
+        <w:gridCol w:w="2969"/>
+        <w:gridCol w:w="945"/>
+      </w:tblGrid>
+      <w:tr>
+        <w:trPr>
+          <w:tblHeader w:val="true"/>
+        </w:trPr>
+        <w:tc>
+          <w:tcPr>
+            <w:tcW w:w="3230" w:type="dxa"/>
+            <w:tcBorders/>
+            <w:vAlign w:val="center"/>
+          </w:tcPr>
+          <w:p>
+            <w:pPr>
+              <w:pStyle w:val="TableHeading"/>
+              <w:suppressLineNumbers/>
+              <w:bidi w:val="0"/>
+              <w:jc w:val="center"/>
+              <w:rPr/>
+            </w:pPr>
+            <w:r>
+              <w:rPr/>
+              <w:t>what was tested</w:t>
+            </w:r>
+          </w:p>
+        </w:tc>
+        <w:tc>
+          <w:tcPr>
+            <w:tcW w:w="3395" w:type="dxa"/>
+            <w:tcBorders/>
+            <w:vAlign w:val="center"/>
+          </w:tcPr>
+          <w:p>
+            <w:pPr>
+              <w:pStyle w:val="TableHeading"/>
+              <w:suppressLineNumbers/>
+              <w:bidi w:val="0"/>
+              <w:jc w:val="center"/>
+              <w:rPr/>
+            </w:pPr>
+            <w:r>
+              <w:rPr/>
+              <w:t>anchor</w:t>
+            </w:r>
+          </w:p>
+        </w:tc>
+        <w:tc>
+          <w:tcPr>
+            <w:tcW w:w="2969" w:type="dxa"/>
+            <w:tcBorders/>
+            <w:vAlign w:val="center"/>
+          </w:tcPr>
+          <w:p>
+            <w:pPr>
+              <w:pStyle w:val="TableHeading"/>
+              <w:suppressLineNumbers/>
+              <w:bidi w:val="0"/>
+              <w:jc w:val="center"/>
+              <w:rPr/>
+            </w:pPr>
+            <w:r>
+              <w:rPr/>
+              <w:t>outcome</w:t>
+            </w:r>
+          </w:p>
+        </w:tc>
+        <w:tc>
+          <w:tcPr>
+            <w:tcW w:w="945" w:type="dxa"/>
+            <w:tcBorders/>
+            <w:vAlign w:val="center"/>
+          </w:tcPr>
+          <w:p>
+            <w:pPr>
+              <w:pStyle w:val="TableHeading"/>
+              <w:suppressLineNumbers/>
+              <w:bidi w:val="0"/>
+              <w:jc w:val="center"/>
+              <w:rPr/>
+            </w:pPr>
+            <w:r>
+              <w:rPr/>
+              <w:t>where</w:t>
+            </w:r>
+          </w:p>
+        </w:tc>
+      </w:tr>
+      <w:tr>
+        <w:trPr/>
+        <w:tc>
+          <w:tcPr>
+            <w:tcW w:w="3230" w:type="dxa"/>
+            <w:tcBorders/>
+            <w:vAlign w:val="center"/>
+          </w:tcPr>
+          <w:p>
+            <w:pPr>
+              <w:pStyle w:val="TableContents"/>
+              <w:widowControl w:val="false"/>
+              <w:suppressLineNumbers/>
+              <w:bidi w:val="0"/>
+              <w:jc w:val="left"/>
+              <w:rPr/>
+            </w:pPr>
+            <w:r>
+              <w:rPr/>
+              <w:t>congestion from the fields the ranking set exposes, and a queue model only if congestion proved binding</w:t>
+            </w:r>
+          </w:p>
+        </w:tc>
+        <w:tc>
+          <w:tcPr>
+            <w:tcW w:w="3395" w:type="dxa"/>
+            <w:tcBorders/>
+            <w:vAlign w:val="center"/>
+          </w:tcPr>
+          <w:p>
+            <w:pPr>
+              <w:pStyle w:val="TableContents"/>
+              <w:widowControl w:val="false"/>
+              <w:suppressLineNumbers/>
+              <w:bidi w:val="0"/>
+              <w:jc w:val="left"/>
+              <w:rPr/>
+            </w:pPr>
+            <w:r>
+              <w:rPr>
+                <w:rStyle w:val="SourceText"/>
+              </w:rPr>
+              <w:t>docs/plan.md</w:t>
+            </w:r>
+            <w:r>
+              <w:rPr/>
+              <w:t>, 2 September, Gates 2 and 3</w:t>
+            </w:r>
+          </w:p>
+        </w:tc>
+        <w:tc>
+          <w:tcPr>
+            <w:tcW w:w="2969" w:type="dxa"/>
+            <w:tcBorders/>
+            <w:vAlign w:val="center"/>
+          </w:tcPr>
+          <w:p>
+            <w:pPr>
+              <w:pStyle w:val="TableContents"/>
+              <w:widowControl w:val="false"/>
+              <w:suppressLineNumbers/>
+              <w:bidi w:val="0"/>
+              <w:jc w:val="left"/>
+              <w:rPr/>
+            </w:pPr>
+            <w:r>
+              <w:rPr/>
+              <w:t>real and small; the queue layer bounded and not built</w:t>
+            </w:r>
+          </w:p>
+        </w:tc>
+        <w:tc>
+          <w:tcPr>
+            <w:tcW w:w="945" w:type="dxa"/>
+            <w:tcBorders/>
+            <w:vAlign w:val="center"/>
+          </w:tcPr>
+          <w:p>
+            <w:pPr>
+              <w:pStyle w:val="TableContents"/>
+              <w:widowControl w:val="false"/>
+              <w:suppressLineNumbers/>
+              <w:bidi w:val="0"/>
+              <w:jc w:val="left"/>
+              <w:rPr/>
+            </w:pPr>
+            <w:r>
+              <w:rPr/>
+              <w:t>§6</w:t>
+            </w:r>
+          </w:p>
+        </w:tc>
+      </w:tr>
+      <w:tr>
+        <w:trPr/>
+        <w:tc>
+          <w:tcPr>
+            <w:tcW w:w="3230" w:type="dxa"/>
+            <w:tcBorders/>
+            <w:vAlign w:val="center"/>
+          </w:tcPr>
+          <w:p>
+            <w:pPr>
+              <w:pStyle w:val="TableContents"/>
+              <w:widowControl w:val="false"/>
+              <w:suppressLineNumbers/>
+              <w:bidi w:val="0"/>
+              <w:jc w:val="left"/>
+              <w:rPr/>
+            </w:pPr>
+            <w:r>
+              <w:rPr/>
+              <w:t>a record-quality term, without which no RMSE means anything</w:t>
+            </w:r>
+          </w:p>
+        </w:tc>
+        <w:tc>
+          <w:tcPr>
+            <w:tcW w:w="3395" w:type="dxa"/>
+            <w:tcBorders/>
+            <w:vAlign w:val="center"/>
+          </w:tcPr>
+          <w:p>
+            <w:pPr>
+              <w:pStyle w:val="TableContents"/>
+              <w:widowControl w:val="false"/>
+              <w:suppressLineNumbers/>
+              <w:bidi w:val="0"/>
+              <w:jc w:val="left"/>
+              <w:rPr/>
+            </w:pPr>
+            <w:r>
+              <w:rPr>
+                <w:rStyle w:val="SourceText"/>
+              </w:rPr>
+              <w:t>docs/plan.md</w:t>
+            </w:r>
+            <w:r>
+              <w:rPr/>
+              <w:t>, 2 September, Gate 1</w:t>
+            </w:r>
+          </w:p>
+        </w:tc>
+        <w:tc>
+          <w:tcPr>
+            <w:tcW w:w="2969" w:type="dxa"/>
+            <w:tcBorders/>
+            <w:vAlign w:val="center"/>
+          </w:tcPr>
+          <w:p>
+            <w:pPr>
+              <w:pStyle w:val="TableContents"/>
+              <w:widowControl w:val="false"/>
+              <w:suppressLineNumbers/>
+              <w:bidi w:val="0"/>
+              <w:jc w:val="left"/>
+              <w:rPr/>
+            </w:pPr>
+            <w:r>
+              <w:rPr/>
+              <w:t>supported on the training year and, through v8, on the test months</w:t>
+            </w:r>
+          </w:p>
+        </w:tc>
+        <w:tc>
+          <w:tcPr>
+            <w:tcW w:w="945" w:type="dxa"/>
+            <w:tcBorders/>
+            <w:vAlign w:val="center"/>
+          </w:tcPr>
+          <w:p>
+            <w:pPr>
+              <w:pStyle w:val="TableContents"/>
+              <w:widowControl w:val="false"/>
+              <w:suppressLineNumbers/>
+              <w:bidi w:val="0"/>
+              <w:jc w:val="left"/>
+              <w:rPr/>
+            </w:pPr>
+            <w:r>
+              <w:rPr/>
+              <w:t>§4, §8.7</w:t>
+            </w:r>
+          </w:p>
+        </w:tc>
+      </w:tr>
+      <w:tr>
+        <w:trPr/>
+        <w:tc>
+          <w:tcPr>
+            <w:tcW w:w="3230" w:type="dxa"/>
+            <w:tcBorders/>
+            <w:vAlign w:val="center"/>
+          </w:tcPr>
+          <w:p>
+            <w:pPr>
+              <w:pStyle w:val="TableContents"/>
+              <w:widowControl w:val="false"/>
+              <w:suppressLineNumbers/>
+              <w:bidi w:val="0"/>
+              <w:jc w:val="left"/>
+              <w:rPr/>
+            </w:pPr>
+            <w:r>
+              <w:rPr/>
+              <w:t>seed averaging, recency weighting, season columns</w:t>
+            </w:r>
+          </w:p>
+        </w:tc>
+        <w:tc>
+          <w:tcPr>
+            <w:tcW w:w="3395" w:type="dxa"/>
+            <w:tcBorders/>
+            <w:vAlign w:val="center"/>
+          </w:tcPr>
+          <w:p>
+            <w:pPr>
+              <w:pStyle w:val="TableContents"/>
+              <w:widowControl w:val="false"/>
+              <w:suppressLineNumbers/>
+              <w:bidi w:val="0"/>
+              <w:jc w:val="left"/>
+              <w:rPr/>
+            </w:pPr>
+            <w:r>
+              <w:rPr>
+                <w:rStyle w:val="SourceText"/>
+              </w:rPr>
+              <w:t>reports/preregistered-2026-09-20.md</w:t>
+            </w:r>
+          </w:p>
+        </w:tc>
+        <w:tc>
+          <w:tcPr>
+            <w:tcW w:w="2969" w:type="dxa"/>
+            <w:tcBorders/>
+            <w:vAlign w:val="center"/>
+          </w:tcPr>
+          <w:p>
+            <w:pPr>
+              <w:pStyle w:val="TableContents"/>
+              <w:widowControl w:val="false"/>
+              <w:suppressLineNumbers/>
+              <w:bidi w:val="0"/>
+              <w:jc w:val="left"/>
+              <w:rPr/>
+            </w:pPr>
+            <w:r>
+              <w:rPr/>
+              <w:t>seed averaging adopted; the other two not</w:t>
+            </w:r>
+          </w:p>
+        </w:tc>
+        <w:tc>
+          <w:tcPr>
+            <w:tcW w:w="945" w:type="dxa"/>
+            <w:tcBorders/>
+            <w:vAlign w:val="center"/>
+          </w:tcPr>
+          <w:p>
+            <w:pPr>
+              <w:pStyle w:val="TableContents"/>
+              <w:widowControl w:val="false"/>
+              <w:suppressLineNumbers/>
+              <w:bidi w:val="0"/>
+              <w:jc w:val="left"/>
+              <w:rPr/>
+            </w:pPr>
+            <w:r>
+              <w:rPr/>
+              <w:t>§7.1.1, §7.1.2</w:t>
+            </w:r>
+          </w:p>
+        </w:tc>
+      </w:tr>
+      <w:tr>
+        <w:trPr/>
+        <w:tc>
+          <w:tcPr>
+            <w:tcW w:w="3230" w:type="dxa"/>
+            <w:tcBorders/>
+            <w:vAlign w:val="center"/>
+          </w:tcPr>
+          <w:p>
+            <w:pPr>
+              <w:pStyle w:val="TableContents"/>
+              <w:widowControl w:val="false"/>
+              <w:suppressLineNumbers/>
+              <w:bidi w:val="0"/>
+              <w:jc w:val="left"/>
+              <w:rPr/>
+            </w:pPr>
+            <w:r>
+              <w:rPr/>
+              <w:t>three candidates left at the freeze</w:t>
+            </w:r>
+          </w:p>
+        </w:tc>
+        <w:tc>
+          <w:tcPr>
+            <w:tcW w:w="3395" w:type="dxa"/>
+            <w:tcBorders/>
+            <w:vAlign w:val="center"/>
+          </w:tcPr>
+          <w:p>
+            <w:pPr>
+              <w:pStyle w:val="TableContents"/>
+              <w:widowControl w:val="false"/>
+              <w:suppressLineNumbers/>
+              <w:bidi w:val="0"/>
+              <w:jc w:val="left"/>
+              <w:rPr/>
+            </w:pPr>
+            <w:r>
+              <w:rPr>
+                <w:rStyle w:val="SourceText"/>
+              </w:rPr>
+              <w:t>reports/preregistered-2026-09-28.md</w:t>
+            </w:r>
+            <w:r>
+              <w:rPr/>
+              <w:t xml:space="preserve">, </w:t>
+            </w:r>
+            <w:r>
+              <w:rPr>
+                <w:rStyle w:val="SourceText"/>
+              </w:rPr>
+              <w:t>-10-03.md</w:t>
+            </w:r>
+          </w:p>
+        </w:tc>
+        <w:tc>
+          <w:tcPr>
+            <w:tcW w:w="2969" w:type="dxa"/>
+            <w:tcBorders/>
+            <w:vAlign w:val="center"/>
+          </w:tcPr>
+          <w:p>
+            <w:pPr>
+              <w:pStyle w:val="TableContents"/>
+              <w:widowControl w:val="false"/>
+              <w:suppressLineNumbers/>
+              <w:bidi w:val="0"/>
+              <w:jc w:val="left"/>
+              <w:rPr/>
+            </w:pPr>
+            <w:r>
+              <w:rPr/>
+              <w:t>none adopted</w:t>
+            </w:r>
+          </w:p>
+        </w:tc>
+        <w:tc>
+          <w:tcPr>
+            <w:tcW w:w="945" w:type="dxa"/>
+            <w:tcBorders/>
+            <w:vAlign w:val="center"/>
+          </w:tcPr>
+          <w:p>
+            <w:pPr>
+              <w:pStyle w:val="TableContents"/>
+              <w:widowControl w:val="false"/>
+              <w:suppressLineNumbers/>
+              <w:bidi w:val="0"/>
+              <w:jc w:val="left"/>
+              <w:rPr/>
+            </w:pPr>
+            <w:r>
+              <w:rPr/>
+              <w:t>Annex J</w:t>
+            </w:r>
+          </w:p>
+        </w:tc>
+      </w:tr>
+      <w:tr>
+        <w:trPr/>
+        <w:tc>
+          <w:tcPr>
+            <w:tcW w:w="3230" w:type="dxa"/>
+            <w:tcBorders/>
+            <w:vAlign w:val="center"/>
+          </w:tcPr>
+          <w:p>
+            <w:pPr>
+              <w:pStyle w:val="TableContents"/>
+              <w:widowControl w:val="false"/>
+              <w:suppressLineNumbers/>
+              <w:bidi w:val="0"/>
+              <w:jc w:val="left"/>
+              <w:rPr/>
+            </w:pPr>
+            <w:r>
+              <w:rPr/>
+              <w:t>a rule for the plan-shifted departures</w:t>
+            </w:r>
+          </w:p>
+        </w:tc>
+        <w:tc>
+          <w:tcPr>
+            <w:tcW w:w="3395" w:type="dxa"/>
+            <w:tcBorders/>
+            <w:vAlign w:val="center"/>
+          </w:tcPr>
+          <w:p>
+            <w:pPr>
+              <w:pStyle w:val="TableContents"/>
+              <w:widowControl w:val="false"/>
+              <w:suppressLineNumbers/>
+              <w:bidi w:val="0"/>
+              <w:jc w:val="left"/>
+              <w:rPr/>
+            </w:pPr>
+            <w:r>
+              <w:rPr>
+                <w:rStyle w:val="SourceText"/>
+              </w:rPr>
+              <w:t>reports/preregistered-2026-10-02.md</w:t>
+            </w:r>
+          </w:p>
+        </w:tc>
+        <w:tc>
+          <w:tcPr>
+            <w:tcW w:w="2969" w:type="dxa"/>
+            <w:tcBorders/>
+            <w:vAlign w:val="center"/>
+          </w:tcPr>
+          <w:p>
+            <w:pPr>
+              <w:pStyle w:val="TableContents"/>
+              <w:widowControl w:val="false"/>
+              <w:suppressLineNumbers/>
+              <w:bidi w:val="0"/>
+              <w:jc w:val="left"/>
+              <w:rPr/>
+            </w:pPr>
+            <w:r>
+              <w:rPr/>
+              <w:t>fixed and applied</w:t>
+            </w:r>
+          </w:p>
+        </w:tc>
+        <w:tc>
+          <w:tcPr>
+            <w:tcW w:w="945" w:type="dxa"/>
+            <w:tcBorders/>
+            <w:vAlign w:val="center"/>
+          </w:tcPr>
+          <w:p>
+            <w:pPr>
+              <w:pStyle w:val="TableContents"/>
+              <w:widowControl w:val="false"/>
+              <w:suppressLineNumbers/>
+              <w:bidi w:val="0"/>
+              <w:jc w:val="left"/>
+              <w:rPr/>
+            </w:pPr>
+            <w:r>
+              <w:rPr/>
+              <w:t>§4, Annex I</w:t>
+            </w:r>
+          </w:p>
+        </w:tc>
+      </w:tr>
+      <w:tr>
+        <w:trPr/>
+        <w:tc>
+          <w:tcPr>
+            <w:tcW w:w="3230" w:type="dxa"/>
+            <w:tcBorders/>
+            <w:vAlign w:val="center"/>
+          </w:tcPr>
+          <w:p>
+            <w:pPr>
+              <w:pStyle w:val="TableContents"/>
+              <w:widowControl w:val="false"/>
+              <w:suppressLineNumbers/>
+              <w:bidi w:val="0"/>
+              <w:jc w:val="left"/>
+              <w:rPr/>
+            </w:pPr>
+            <w:r>
+              <w:rPr/>
+              <w:t>the two tail rules a liability on the 2026 rows</w:t>
+            </w:r>
+          </w:p>
+        </w:tc>
+        <w:tc>
+          <w:tcPr>
+            <w:tcW w:w="3395" w:type="dxa"/>
+            <w:tcBorders/>
+            <w:vAlign w:val="center"/>
+          </w:tcPr>
+          <w:p>
+            <w:pPr>
+              <w:pStyle w:val="TableContents"/>
+              <w:widowControl w:val="false"/>
+              <w:suppressLineNumbers/>
+              <w:bidi w:val="0"/>
+              <w:jc w:val="left"/>
+              <w:rPr/>
+            </w:pPr>
+            <w:r>
+              <w:rPr>
+                <w:rStyle w:val="SourceText"/>
+              </w:rPr>
+              <w:t>reports/preregistered-2026-10-04.md</w:t>
+            </w:r>
+            <w:r>
+              <w:rPr/>
+              <w:t>, §1</w:t>
+            </w:r>
+          </w:p>
+        </w:tc>
+        <w:tc>
+          <w:tcPr>
+            <w:tcW w:w="2969" w:type="dxa"/>
+            <w:tcBorders/>
+            <w:vAlign w:val="center"/>
+          </w:tcPr>
+          <w:p>
+            <w:pPr>
+              <w:pStyle w:val="TableContents"/>
+              <w:widowControl w:val="false"/>
+              <w:suppressLineNumbers/>
+              <w:bidi w:val="0"/>
+              <w:jc w:val="left"/>
+              <w:rPr/>
+            </w:pPr>
+            <w:r>
+              <w:rPr/>
+              <w:t>refuted by v8's figure and withdrawn</w:t>
+            </w:r>
+          </w:p>
+        </w:tc>
+        <w:tc>
+          <w:tcPr>
+            <w:tcW w:w="945" w:type="dxa"/>
+            <w:tcBorders/>
+            <w:vAlign w:val="center"/>
+          </w:tcPr>
+          <w:p>
+            <w:pPr>
+              <w:pStyle w:val="TableContents"/>
+              <w:widowControl w:val="false"/>
+              <w:suppressLineNumbers/>
+              <w:bidi w:val="0"/>
+              <w:jc w:val="left"/>
+              <w:rPr/>
+            </w:pPr>
+            <w:r>
+              <w:rPr/>
+              <w:t>§8.7</w:t>
+            </w:r>
+          </w:p>
+        </w:tc>
+      </w:tr>
+      <w:tr>
+        <w:trPr/>
+        <w:tc>
+          <w:tcPr>
+            <w:tcW w:w="3230" w:type="dxa"/>
+            <w:tcBorders/>
+            <w:vAlign w:val="center"/>
+          </w:tcPr>
+          <w:p>
+            <w:pPr>
+              <w:pStyle w:val="TableContents"/>
+              <w:widowControl w:val="false"/>
+              <w:suppressLineNumbers/>
+              <w:bidi w:val="0"/>
+              <w:jc w:val="left"/>
+              <w:rPr/>
+            </w:pPr>
+            <w:r>
+              <w:rPr/>
+              <w:t>candidates after the first score, and the term's rows predicted per row</w:t>
+            </w:r>
+          </w:p>
+        </w:tc>
+        <w:tc>
+          <w:tcPr>
+            <w:tcW w:w="3395" w:type="dxa"/>
+            <w:tcBorders/>
+            <w:vAlign w:val="center"/>
+          </w:tcPr>
+          <w:p>
+            <w:pPr>
+              <w:pStyle w:val="TableContents"/>
+              <w:widowControl w:val="false"/>
+              <w:suppressLineNumbers/>
+              <w:bidi w:val="0"/>
+              <w:jc w:val="left"/>
+              <w:rPr/>
+            </w:pPr>
+            <w:r>
+              <w:rPr>
+                <w:rStyle w:val="SourceText"/>
+              </w:rPr>
+              <w:t>reports/preregistered-2026-10-04.md</w:t>
+            </w:r>
+            <w:r>
+              <w:rPr/>
+              <w:t xml:space="preserve">, §3 and §4; </w:t>
+            </w:r>
+            <w:r>
+              <w:rPr>
+                <w:rStyle w:val="SourceText"/>
+              </w:rPr>
+              <w:t>-tails.md</w:t>
+            </w:r>
+          </w:p>
+        </w:tc>
+        <w:tc>
+          <w:tcPr>
+            <w:tcW w:w="2969" w:type="dxa"/>
+            <w:tcBorders/>
+            <w:vAlign w:val="center"/>
+          </w:tcPr>
+          <w:p>
+            <w:pPr>
+              <w:pStyle w:val="TableContents"/>
+              <w:widowControl w:val="false"/>
+              <w:suppressLineNumbers/>
+              <w:bidi w:val="0"/>
+              <w:jc w:val="left"/>
+              <w:rPr/>
+            </w:pPr>
+            <w:r>
+              <w:rPr/>
+              <w:t>three adopted as one combination; the per-row predictor adopted</w:t>
+            </w:r>
+          </w:p>
+        </w:tc>
+        <w:tc>
+          <w:tcPr>
+            <w:tcW w:w="945" w:type="dxa"/>
+            <w:tcBorders/>
+            <w:vAlign w:val="center"/>
+          </w:tcPr>
+          <w:p>
+            <w:pPr>
+              <w:pStyle w:val="TableContents"/>
+              <w:widowControl w:val="false"/>
+              <w:suppressLineNumbers/>
+              <w:bidi w:val="0"/>
+              <w:jc w:val="left"/>
+              <w:rPr/>
+            </w:pPr>
+            <w:r>
+              <w:rPr/>
+              <w:t>§8.7</w:t>
+            </w:r>
+          </w:p>
+        </w:tc>
+      </w:tr>
+      <w:tr>
+        <w:trPr/>
+        <w:tc>
+          <w:tcPr>
+            <w:tcW w:w="3230" w:type="dxa"/>
+            <w:tcBorders/>
+            <w:vAlign w:val="center"/>
+          </w:tcPr>
+          <w:p>
+            <w:pPr>
+              <w:pStyle w:val="TableContents"/>
+              <w:widowControl w:val="false"/>
+              <w:suppressLineNumbers/>
+              <w:bidi w:val="0"/>
+              <w:jc w:val="left"/>
+              <w:rPr/>
+            </w:pPr>
+            <w:r>
+              <w:rPr/>
+              <w:t>ground events from open ADS-B and OPDI, fused on top of the booster</w:t>
+            </w:r>
+          </w:p>
+        </w:tc>
+        <w:tc>
+          <w:tcPr>
+            <w:tcW w:w="3395" w:type="dxa"/>
+            <w:tcBorders/>
+            <w:vAlign w:val="center"/>
+          </w:tcPr>
+          <w:p>
+            <w:pPr>
+              <w:pStyle w:val="TableContents"/>
+              <w:widowControl w:val="false"/>
+              <w:suppressLineNumbers/>
+              <w:bidi w:val="0"/>
+              <w:jc w:val="left"/>
+              <w:rPr/>
+            </w:pPr>
+            <w:r>
+              <w:rPr>
+                <w:rStyle w:val="SourceText"/>
+              </w:rPr>
+              <w:t>reports/preregistered-2026-10-04.md</w:t>
+            </w:r>
+            <w:r>
+              <w:rPr/>
+              <w:t>, §5, and its four amendments</w:t>
+            </w:r>
+          </w:p>
+        </w:tc>
+        <w:tc>
+          <w:tcPr>
+            <w:tcW w:w="2969" w:type="dxa"/>
+            <w:tcBorders/>
+            <w:vAlign w:val="center"/>
+          </w:tcPr>
+          <w:p>
+            <w:pPr>
+              <w:pStyle w:val="TableContents"/>
+              <w:widowControl w:val="false"/>
+              <w:suppressLineNumbers/>
+              <w:bidi w:val="0"/>
+              <w:jc w:val="left"/>
+              <w:rPr/>
+            </w:pPr>
+            <w:r>
+              <w:rPr/>
+              <w:t>adopted gated by coverage, then by airport, the second defined after the first's figures were seen</w:t>
+            </w:r>
+          </w:p>
+        </w:tc>
+        <w:tc>
+          <w:tcPr>
+            <w:tcW w:w="945" w:type="dxa"/>
+            <w:tcBorders/>
+            <w:vAlign w:val="center"/>
+          </w:tcPr>
+          <w:p>
+            <w:pPr>
+              <w:pStyle w:val="TableContents"/>
+              <w:widowControl w:val="false"/>
+              <w:suppressLineNumbers/>
+              <w:bidi w:val="0"/>
+              <w:jc w:val="left"/>
+              <w:rPr/>
+            </w:pPr>
+            <w:r>
+              <w:rPr/>
+              <w:t>§8.7</w:t>
+            </w:r>
+          </w:p>
+        </w:tc>
+      </w:tr>
+      <w:tr>
+        <w:trPr/>
+        <w:tc>
+          <w:tcPr>
+            <w:tcW w:w="3230" w:type="dxa"/>
+            <w:tcBorders/>
+            <w:vAlign w:val="center"/>
+          </w:tcPr>
+          <w:p>
+            <w:pPr>
+              <w:pStyle w:val="TableContents"/>
+              <w:widowControl w:val="false"/>
+              <w:suppressLineNumbers/>
+              <w:bidi w:val="0"/>
+              <w:jc w:val="left"/>
+              <w:rPr/>
+            </w:pPr>
+            <w:r>
+              <w:rPr/>
+              <w:t>candidates read airport by airport, and a selector among them</w:t>
+            </w:r>
+          </w:p>
+        </w:tc>
+        <w:tc>
+          <w:tcPr>
+            <w:tcW w:w="3395" w:type="dxa"/>
+            <w:tcBorders/>
+            <w:vAlign w:val="center"/>
+          </w:tcPr>
+          <w:p>
+            <w:pPr>
+              <w:pStyle w:val="TableContents"/>
+              <w:widowControl w:val="false"/>
+              <w:suppressLineNumbers/>
+              <w:bidi w:val="0"/>
+              <w:jc w:val="left"/>
+              <w:rPr/>
+            </w:pPr>
+            <w:r>
+              <w:rPr>
+                <w:rStyle w:val="SourceText"/>
+              </w:rPr>
+              <w:t>reports/preregistered-2026-10-06-last-week.md</w:t>
+            </w:r>
+            <w:r>
+              <w:rPr/>
+              <w:t xml:space="preserve">, </w:t>
+            </w:r>
+            <w:r>
+              <w:rPr>
+                <w:rStyle w:val="SourceText"/>
+              </w:rPr>
+              <w:t>-airports.md</w:t>
+            </w:r>
+          </w:p>
+        </w:tc>
+        <w:tc>
+          <w:tcPr>
+            <w:tcW w:w="2969" w:type="dxa"/>
+            <w:tcBorders/>
+            <w:vAlign w:val="center"/>
+          </w:tcPr>
+          <w:p>
+            <w:pPr>
+              <w:pStyle w:val="TableContents"/>
+              <w:widowControl w:val="false"/>
+              <w:suppressLineNumbers/>
+              <w:bidi w:val="0"/>
+              <w:jc w:val="left"/>
+              <w:rPr/>
+            </w:pPr>
+            <w:r>
+              <w:rPr/>
+              <w:t>the refitted member and the selector adopted; the per-airport models not</w:t>
+            </w:r>
+          </w:p>
+        </w:tc>
+        <w:tc>
+          <w:tcPr>
+            <w:tcW w:w="945" w:type="dxa"/>
+            <w:tcBorders/>
+            <w:vAlign w:val="center"/>
+          </w:tcPr>
+          <w:p>
+            <w:pPr>
+              <w:pStyle w:val="TableContents"/>
+              <w:widowControl w:val="false"/>
+              <w:suppressLineNumbers/>
+              <w:bidi w:val="0"/>
+              <w:jc w:val="left"/>
+              <w:rPr/>
+            </w:pPr>
+            <w:r>
+              <w:rPr/>
+              <w:t>§8.7</w:t>
+            </w:r>
+          </w:p>
+        </w:tc>
+      </w:tr>
+      <w:tr>
+        <w:trPr/>
+        <w:tc>
+          <w:tcPr>
+            <w:tcW w:w="3230" w:type="dxa"/>
+            <w:tcBorders/>
+            <w:vAlign w:val="center"/>
+          </w:tcPr>
+          <w:p>
+            <w:pPr>
+              <w:pStyle w:val="TableContents"/>
+              <w:widowControl w:val="false"/>
+              <w:suppressLineNumbers/>
+              <w:bidi w:val="0"/>
+              <w:jc w:val="left"/>
+              <w:rPr/>
+            </w:pPr>
+            <w:r>
+              <w:rPr/>
+              <w:t>a blend weight and a larger stacker</w:t>
+            </w:r>
+          </w:p>
+        </w:tc>
+        <w:tc>
+          <w:tcPr>
+            <w:tcW w:w="3395" w:type="dxa"/>
+            <w:tcBorders/>
+            <w:vAlign w:val="center"/>
+          </w:tcPr>
+          <w:p>
+            <w:pPr>
+              <w:pStyle w:val="TableContents"/>
+              <w:widowControl w:val="false"/>
+              <w:suppressLineNumbers/>
+              <w:bidi w:val="0"/>
+              <w:jc w:val="left"/>
+              <w:rPr/>
+            </w:pPr>
+            <w:r>
+              <w:rPr>
+                <w:rStyle w:val="SourceText"/>
+              </w:rPr>
+              <w:t>reports/preregistered-2026-10-07-group-c.md</w:t>
+            </w:r>
+          </w:p>
+        </w:tc>
+        <w:tc>
+          <w:tcPr>
+            <w:tcW w:w="2969" w:type="dxa"/>
+            <w:tcBorders/>
+            <w:vAlign w:val="center"/>
+          </w:tcPr>
+          <w:p>
+            <w:pPr>
+              <w:pStyle w:val="TableContents"/>
+              <w:widowControl w:val="false"/>
+              <w:suppressLineNumbers/>
+              <w:bidi w:val="0"/>
+              <w:jc w:val="left"/>
+              <w:rPr/>
+            </w:pPr>
+            <w:r>
+              <w:rPr/>
+              <w:t>neither adopted</w:t>
+            </w:r>
+          </w:p>
+        </w:tc>
+        <w:tc>
+          <w:tcPr>
+            <w:tcW w:w="945" w:type="dxa"/>
+            <w:tcBorders/>
+            <w:vAlign w:val="center"/>
+          </w:tcPr>
+          <w:p>
+            <w:pPr>
+              <w:pStyle w:val="TableContents"/>
+              <w:widowControl w:val="false"/>
+              <w:suppressLineNumbers/>
+              <w:bidi w:val="0"/>
+              <w:jc w:val="left"/>
+              <w:rPr/>
+            </w:pPr>
+            <w:r>
+              <w:rPr/>
+              <w:t>§8.7</w:t>
+            </w:r>
+          </w:p>
+        </w:tc>
+      </w:tr>
+    </w:tbl>
+    <w:p>
+      <w:pPr>
+        <w:pStyle w:val="BodyText"/>
+        <w:bidi w:val="0"/>
+        <w:jc w:val="left"/>
+        <w:rPr/>
+      </w:pPr>
+      <w:r>
+        <w:rPr/>
+        <w:t>Analyses with no criterion fixed in advance, the held-out year and the annexes built on it among them, are reported as analyses and never as tests. One test was decided on a score rather than on the training year. On 4 October, after v7's figure but on an analysis computed before it, the two tail rules were switched off for the 2026 rows; the organizers' figure for that file contradicted the judgment, and I withdrew it the same evening. §8.7 states it as the one exception to the rule this entry otherwise kept.</w:t>
+      </w:r>
+    </w:p>
+    <w:p>
+      <w:pPr>
+        <w:pStyle w:val="Heading3"/>
+        <w:bidi w:val="0"/>
+        <w:jc w:val="left"/>
+        <w:rPr/>
+      </w:pPr>
+      <w:r>
+        <w:rPr/>
+        <w:t>1.3 Prior art, and what is new here</w:t>
+      </w:r>
+    </w:p>
+    <w:p>
+      <w:pPr>
+        <w:pStyle w:val="BodyText"/>
+        <w:bidi w:val="0"/>
+        <w:jc w:val="left"/>
+        <w:rPr/>
+      </w:pPr>
+      <w:r>
+        <w:rPr/>
+        <w:t xml:space="preserve">Building a routable graph from OSM </w:t>
+      </w:r>
+      <w:r>
+        <w:rPr>
+          <w:rStyle w:val="SourceText"/>
+        </w:rPr>
+        <w:t>aeroway</w:t>
+      </w:r>
+      <w:r>
+        <w:rPr/>
+        <w:t xml:space="preserve"> geometry is not new; </w:t>
+      </w:r>
+      <w:r>
+        <w:rPr>
+          <w:rStyle w:val="SourceText"/>
+        </w:rPr>
+        <w:t>traffic</w:t>
+      </w:r>
+      <w:r>
+        <w:rPr/>
+        <w:t xml:space="preserve"> (Olive, MIT) ships one, and Olive, Waltert &amp; Schultz (ATRD 2025) document the same defects this pipeline repairs. Ravizza et al. (2013) established that route shape (turn angle, junction-free running) predicts taxi speed nearly as well as distance. What appears not to have been done is the downstream half: these recovered quantities as regression features for taxi-out in this competition. No 2024 or 2025 entry appears to have used OSM at all.</w:t>
+      </w:r>
+    </w:p>
+    <w:p>
+      <w:pPr>
+        <w:pStyle w:val="BodyText"/>
+        <w:bidi w:val="0"/>
+        <w:jc w:val="left"/>
+        <w:rPr/>
+      </w:pPr>
+      <w:r>
+        <w:rPr/>
+        <w:t xml:space="preserve">Source: </w:t>
+      </w:r>
+      <w:r>
+        <w:rPr>
+          <w:rStyle w:val="SourceText"/>
+        </w:rPr>
+        <w:t>docs/prior_art.md</w:t>
+      </w:r>
+      <w:r>
+        <w:rPr/>
+        <w:t>.</w:t>
+      </w:r>
+    </w:p>
+    <w:p>
+      <w:pPr>
+        <w:pStyle w:val="Heading2"/>
+        <w:bidi w:val="0"/>
+        <w:jc w:val="left"/>
+        <w:rPr/>
+      </w:pPr>
+      <w:r>
+        <w:rPr/>
+        <w:t>2. Data</w:t>
+      </w:r>
+    </w:p>
+    <w:p>
+      <w:pPr>
+        <w:pStyle w:val="Heading3"/>
+        <w:bidi w:val="0"/>
+        <w:jc w:val="left"/>
+        <w:rPr/>
+      </w:pPr>
+      <w:r>
+        <w:rPr/>
+        <w:t>2.1 What the challenge supplies, and what it withholds</w:t>
+      </w:r>
+    </w:p>
+    <w:p>
+      <w:pPr>
+        <w:pStyle w:val="BodyText"/>
+        <w:bidi w:val="0"/>
+        <w:jc w:val="left"/>
+        <w:rPr/>
+      </w:pPr>
+      <w:r>
+        <w:rPr/>
+        <w:t xml:space="preserve">Ten airports, the ten the challenge's data page lists, not the eleven of the entry's own airport list. January 2026 is a census of all ten, 152,719 departures, and July 2026 of all ten, 192,122: 344,841 rows to predict. It was not always so. The ranking files this entry was built on, taken on 2 September, held July 2026 at three airports, Frankfurt, Heathrow and Schiphol, and 215,876 rows in all; the organizers replaced both files on 4 September with versions in which July holds every airport, and in which about 92% of the departures the two versions share have a movement time moved by up to twelve seconds. The twelve training files did not change. The entry found the replacement on 28 September, in the check that precedes an upload, and reads the files of 4 September from that day: the model does not change, because nothing in it was chosen on the ranking set, and every figure computed on the ranking set was regenerated and is what this paper quotes. The three airports keep a place in the paper as a second July reading, </w:t>
+      </w:r>
+      <w:r>
+        <w:rPr>
+          <w:rStyle w:val="Emphasis"/>
+        </w:rPr>
+        <w:t>the three</w:t>
+      </w:r>
+      <w:r>
+        <w:rPr/>
+        <w:t xml:space="preserve">, because the validation design of §7.1 was fixed to read them on their own while July was expected to hold them alone. The ranking set blanks </w:t>
+      </w:r>
+      <w:r>
+        <w:rPr>
+          <w:rStyle w:val="SourceText"/>
+        </w:rPr>
+        <w:t>BLOCK_TIME_UTC_mvt</w:t>
+      </w:r>
+      <w:r>
+        <w:rPr/>
+        <w:t xml:space="preserve"> for </w:t>
+      </w:r>
+      <w:r>
+        <w:rPr>
+          <w:rStyle w:val="Emphasis"/>
+        </w:rPr>
+        <w:t>every</w:t>
+      </w:r>
+      <w:r>
+        <w:rPr/>
+        <w:t xml:space="preserve"> departure, not only the subject, which retires any feature counting other departures' pushbacks. </w:t>
+      </w:r>
+      <w:r>
+        <w:rPr>
+          <w:rStyle w:val="SourceText"/>
+        </w:rPr>
+        <w:t>AOBT_3_flt</w:t>
+      </w:r>
+      <w:r>
+        <w:rPr/>
+        <w:t xml:space="preserve"> survives and is excluded by decision.</w:t>
+      </w:r>
+    </w:p>
+    <w:p>
+      <w:pPr>
+        <w:pStyle w:val="BodyText"/>
+        <w:bidi w:val="0"/>
+        <w:jc w:val="left"/>
+        <w:rPr/>
+      </w:pPr>
+      <w:r>
+        <w:rPr/>
+        <w:t xml:space="preserve">Sources: </w:t>
+      </w:r>
+      <w:r>
+        <w:rPr>
+          <w:rStyle w:val="SourceText"/>
+        </w:rPr>
+        <w:t>reports/data_review.md</w:t>
+      </w:r>
+      <w:r>
+        <w:rPr/>
+        <w:t xml:space="preserve">, </w:t>
+      </w:r>
+      <w:r>
+        <w:rPr>
+          <w:rStyle w:val="Emphasis"/>
+        </w:rPr>
+        <w:t>Airports and months</w:t>
+      </w:r>
+      <w:r>
+        <w:rPr/>
+        <w:t xml:space="preserve"> and </w:t>
+      </w:r>
+      <w:r>
+        <w:rPr>
+          <w:rStyle w:val="Emphasis"/>
+        </w:rPr>
+        <w:t>Inventory</w:t>
+      </w:r>
+      <w:r>
+        <w:rPr/>
+        <w:t xml:space="preserve">; </w:t>
+      </w:r>
+      <w:r>
+        <w:rPr>
+          <w:rStyle w:val="SourceText"/>
+        </w:rPr>
+        <w:t>reports/ranking-refresh-2026-09-28.md</w:t>
+      </w:r>
+      <w:r>
+        <w:rPr/>
+        <w:t>, a dated record, for the files of 2 September against those of 4 September.</w:t>
+      </w:r>
+    </w:p>
+    <w:p>
+      <w:pPr>
+        <w:pStyle w:val="Heading3"/>
+        <w:bidi w:val="0"/>
+        <w:jc w:val="left"/>
+        <w:rPr/>
+      </w:pPr>
+      <w:r>
+        <w:rPr/>
+        <w:t>2.2 External data, and the license position</w:t>
+      </w:r>
+    </w:p>
+    <w:p>
+      <w:pPr>
+        <w:pStyle w:val="BodyText"/>
+        <w:bidi w:val="0"/>
+        <w:jc w:val="left"/>
+        <w:rPr/>
+      </w:pPr>
+      <w:r>
+        <w:rPr/>
+        <w:t>OpenStreetMap (data (c) OpenStreetMap contributors, ODbL 1.0), OurAirports (public domain), Iowa Environmental Mesonet METAR (public domain). Each is openly licensed, documented, and re-fetchable by a scripted, cached client: the prize rules require additional datasets to be "openly available under an open source license", and a dataset a reader cannot re-fetch fails the reproduction clause. OpenSky historical surface tracks were considered and ruled out for the model: research-use access is not an open-source license. OpenSky's ten published scientific datasets were reviewed on 20 September 2026 against the same test plus two more, 2025 ground coverage at the ten airports and a mechanism the exposed fields lack; none passes all three, and the README records each verdict.</w:t>
+      </w:r>
+    </w:p>
+    <w:p>
+      <w:pPr>
+        <w:pStyle w:val="BodyText"/>
+        <w:bidi w:val="0"/>
+        <w:jc w:val="left"/>
+        <w:rPr/>
+      </w:pPr>
+      <w:r>
+        <w:rPr/>
+        <w:t xml:space="preserve">Source: </w:t>
+      </w:r>
+      <w:r>
+        <w:rPr>
+          <w:rStyle w:val="SourceText"/>
+        </w:rPr>
+        <w:t>docs/prior_art.md</w:t>
+      </w:r>
+      <w:r>
+        <w:rPr/>
+        <w:t xml:space="preserve">, </w:t>
+      </w:r>
+      <w:r>
+        <w:rPr>
+          <w:rStyle w:val="Emphasis"/>
+        </w:rPr>
+        <w:t>External data: license positions</w:t>
+      </w:r>
+      <w:r>
+        <w:rPr/>
+        <w:t>; README.</w:t>
+      </w:r>
+    </w:p>
+    <w:p>
+      <w:pPr>
+        <w:pStyle w:val="Heading3"/>
+        <w:bidi w:val="0"/>
+        <w:jc w:val="left"/>
+        <w:rPr/>
+      </w:pPr>
+      <w:r>
+        <w:rPr/>
+        <w:t>2.3 Reproducibility and the ODbL boundary</w:t>
+      </w:r>
+    </w:p>
+    <w:p>
+      <w:pPr>
+        <w:pStyle w:val="BodyText"/>
+        <w:bidi w:val="0"/>
+        <w:jc w:val="left"/>
+        <w:rPr/>
+      </w:pPr>
+      <w:r>
+        <w:rPr/>
+        <w:t xml:space="preserve">The repository ships GPLv3 in totality. The distance matrices it generates are a Derivative Database of OSM and carry ODbL, so they are regenerated rather than committed; the Zenodo deposit </w:t>
+      </w:r>
+      <w:hyperlink r:id="rId2">
+        <w:r>
+          <w:rPr>
+            <w:rStyle w:val="Hyperlink"/>
+          </w:rPr>
+          <w:t>10.5281/zenodo.23133051</w:t>
+        </w:r>
+      </w:hyperlink>
+      <w:r>
+        <w:rPr/>
+        <w:t xml:space="preserve"> carries them under ODbL, with the eleven Overpass answers they derive from, and beside them the two public-domain inputs the entry read and a later fetch would not return, the METAR observations and the OurAirports tables. The reports are Produced Works and carry the figures. </w:t>
+      </w:r>
+      <w:r>
+        <w:rPr>
+          <w:rStyle w:val="SourceText"/>
+        </w:rPr>
+        <w:t>make licence-check</w:t>
+      </w:r>
+      <w:r>
+        <w:rPr/>
+        <w:t xml:space="preserve"> enforces the boundary, including that no literal stand identifier from either source appears in prose.</w:t>
+      </w:r>
+    </w:p>
+    <w:p>
+      <w:pPr>
+        <w:pStyle w:val="BodyText"/>
+        <w:bidi w:val="0"/>
+        <w:jc w:val="left"/>
+        <w:rPr/>
+      </w:pPr>
+      <w:r>
+        <w:rPr/>
+        <w:t xml:space="preserve">Source: </w:t>
+      </w:r>
+      <w:r>
+        <w:rPr>
+          <w:rStyle w:val="SourceText"/>
+        </w:rPr>
+        <w:t>data/processed/taxi_distance/ODbL-NOTICE.md</w:t>
+      </w:r>
+      <w:r>
+        <w:rPr/>
+        <w:t xml:space="preserve">; README, </w:t>
+      </w:r>
+      <w:r>
+        <w:rPr>
+          <w:rStyle w:val="Emphasis"/>
+        </w:rPr>
+        <w:t>Data sources</w:t>
+      </w:r>
+      <w:r>
+        <w:rPr/>
+        <w:t>.</w:t>
+      </w:r>
+    </w:p>
+    <w:p>
+      <w:pPr>
+        <w:pStyle w:val="Heading2"/>
+        <w:bidi w:val="0"/>
+        <w:jc w:val="left"/>
+        <w:rPr/>
+      </w:pPr>
+      <w:r>
+        <w:rPr/>
+        <w:t>3. Method</w:t>
+      </w:r>
+    </w:p>
+    <w:p>
+      <w:pPr>
+        <w:pStyle w:val="BodyText"/>
+        <w:bidi w:val="0"/>
+        <w:jc w:val="left"/>
+        <w:rPr/>
+      </w:pPr>
+      <w:r>
+        <w:rPr/>
+        <w:t>This section states the whole method in one place and in order, so that a reader can see what the submitted file is a function of before the sections that argue for each part. Nothing here is new to the paper; §4 to §7 carry the measurements and the reasons.</w:t>
+      </w:r>
+    </w:p>
+    <w:p>
+      <w:pPr>
+        <w:pStyle w:val="Heading3"/>
+        <w:bidi w:val="0"/>
+        <w:jc w:val="left"/>
+        <w:rPr/>
+      </w:pPr>
+      <w:r>
+        <w:rPr/>
+        <w:t>3.1 The decomposition, and the pipeline in order</w:t>
+      </w:r>
+    </w:p>
+    <w:p>
+      <w:pPr>
+        <w:pStyle w:val="PreformattedText"/>
+        <w:bidi w:val="0"/>
+        <w:spacing w:before="0" w:after="283"/>
+        <w:jc w:val="left"/>
+        <w:rPr/>
+      </w:pPr>
+      <w:r>
+        <w:rPr>
+          <w:rStyle w:val="SourceText"/>
+        </w:rPr>
+        <w:t>taxi-out = unimpeded(geometry) + excess(congestion, regime) + record-quality term</w:t>
+      </w:r>
+    </w:p>
+    <w:p>
+      <w:pPr>
+        <w:pStyle w:val="BodyText"/>
+        <w:bidi w:val="0"/>
+        <w:jc w:val="left"/>
+        <w:rPr/>
+      </w:pPr>
+      <w:r>
+        <w:rPr/>
+        <w:t xml:space="preserve">Mapped onto the organizers' own framing of excess over unconstrained status. The ablation ladder is this decomposition read bottom-up: each rung adds one term, and the held-out-pair split measures the one claim that distinguishes the entry. The file that is scored is produced by these steps, in this order, by </w:t>
+      </w:r>
+      <w:r>
+        <w:rPr>
+          <w:rStyle w:val="SourceText"/>
+        </w:rPr>
+        <w:t>scripts/make_submission.py</w:t>
+      </w:r>
+      <w:r>
+        <w:rPr/>
+        <w:t>:</w:t>
       </w:r>
     </w:p>
     <w:p>
@@ -1048,18 +2596,14 @@
         <w:rPr/>
       </w:pPr>
       <w:r>
-        <w:rPr/>
-        <w:t xml:space="preserve">Physical structure the challenge data omits (stand and runway geometry, taxiway topology) can be recovered from OpenStreetMap and carries over to stand–runway pairs never observed together: </w:t>
-      </w:r>
-      <w:r>
         <w:rPr>
           <w:rStyle w:val="Strong"/>
         </w:rPr>
-        <w:t>+18.5 s [+16.7, +20.5]</w:t>
-      </w:r>
-      <w:r>
-        <w:rPr/>
-        <w:t xml:space="preserve"> more on held-out pairs than on seen ones, and the contrast clears zero in every one of the twelve months of the training year read separately (§8.5). The same block is worth 2.27 s on the December forward split and nothing the seed floor can see on July, and §9.1 argues that this gap between the numbers is the finding rather than a disappointment (§7.2). </w:t>
+        <w:t>The frame.</w:t>
+      </w:r>
+      <w:r>
+        <w:rPr/>
+        <w:t xml:space="preserve"> Every departure of the twelve training files and of the ranking file is joined to its stand-to-runway route on the OpenStreetMap graph of its airport (§5.1), to the METAR regime of its airport-hour, to its destination's bearing and distance from OurAirports, and to the windows of other movements around it that the ranking set exposes (§6.1). The same code builds both sides; a feature reads nothing on the ranking side that it does not read on the training side. </w:t>
       </w:r>
     </w:p>
     <w:p>
@@ -1080,8 +2624,174 @@
         <w:rPr/>
       </w:pPr>
       <w:r>
-        <w:rPr/>
-        <w:t xml:space="preserve">The target's heavy tail is not what it appears to be, and the honest treatment of it is a separate term stated for what it is (§4). </w:t>
+        <w:rPr>
+          <w:rStyle w:val="Strong"/>
+        </w:rPr>
+        <w:t>The record-quality term.</w:t>
+      </w:r>
+      <w:r>
+        <w:rPr/>
+        <w:t xml:space="preserve"> Fitted on the training rows alone: per (airport, flight-plan record, lag band) cell, the share of rows whose recorded taxi-out is the schedule lag, kept where the cell has at least five rows and the share at least 5% (§4). Its rows are taken out of every fit below and predicted by the term. </w:t>
+      </w:r>
+    </w:p>
+    <w:p>
+      <w:pPr>
+        <w:pStyle w:val="BodyText"/>
+        <w:numPr>
+          <w:ilvl w:val="0"/>
+          <w:numId w:val="1"/>
+        </w:numPr>
+        <w:tabs>
+          <w:tab w:val="clear" w:pos="709"/>
+          <w:tab w:val="left" w:pos="709" w:leader="none"/>
+        </w:tabs>
+        <w:bidi w:val="0"/>
+        <w:spacing w:before="0" w:after="0"/>
+        <w:ind w:hanging="283" w:left="709"/>
+        <w:jc w:val="left"/>
+        <w:rPr/>
+      </w:pPr>
+      <w:r>
+        <w:rPr>
+          <w:rStyle w:val="Strong"/>
+        </w:rPr>
+        <w:t>The fitting rows.</w:t>
+      </w:r>
+      <w:r>
+        <w:rPr/>
+        <w:t xml:space="preserve"> Training rows the term does not cover, with every recorded taxi-out over four hours left out of the fit and never out of the scoring (§7.1.2, </w:t>
+      </w:r>
+      <w:r>
+        <w:rPr>
+          <w:rStyle w:val="Emphasis"/>
+        </w:rPr>
+        <w:t>The recorded-taxi tail</w:t>
+      </w:r>
+      <w:r>
+        <w:rPr/>
+        <w:t xml:space="preserve">). </w:t>
+      </w:r>
+    </w:p>
+    <w:p>
+      <w:pPr>
+        <w:pStyle w:val="BodyText"/>
+        <w:numPr>
+          <w:ilvl w:val="0"/>
+          <w:numId w:val="1"/>
+        </w:numPr>
+        <w:tabs>
+          <w:tab w:val="clear" w:pos="709"/>
+          <w:tab w:val="left" w:pos="709" w:leader="none"/>
+        </w:tabs>
+        <w:bidi w:val="0"/>
+        <w:spacing w:before="0" w:after="0"/>
+        <w:ind w:hanging="283" w:left="709"/>
+        <w:jc w:val="left"/>
+        <w:rPr/>
+      </w:pPr>
+      <w:r>
+        <w:rPr>
+          <w:rStyle w:val="Strong"/>
+        </w:rPr>
+        <w:t>The shrunk encoding.</w:t>
+      </w:r>
+      <w:r>
+        <w:rPr/>
+        <w:t xml:space="preserve"> The (airport, stand, runway) pair's out-of-fold training mean shrunk toward the geometric prediction, computed once over the fitting rows and overlaid as a feature in place of the stand categorical (§7.4). </w:t>
+      </w:r>
+    </w:p>
+    <w:p>
+      <w:pPr>
+        <w:pStyle w:val="BodyText"/>
+        <w:numPr>
+          <w:ilvl w:val="0"/>
+          <w:numId w:val="1"/>
+        </w:numPr>
+        <w:tabs>
+          <w:tab w:val="clear" w:pos="709"/>
+          <w:tab w:val="left" w:pos="709" w:leader="none"/>
+        </w:tabs>
+        <w:bidi w:val="0"/>
+        <w:spacing w:before="0" w:after="0"/>
+        <w:ind w:hanging="283" w:left="709"/>
+        <w:jc w:val="left"/>
+        <w:rPr/>
+      </w:pPr>
+      <w:r>
+        <w:rPr>
+          <w:rStyle w:val="Strong"/>
+        </w:rPr>
+        <w:t>The booster.</w:t>
+      </w:r>
+      <w:r>
+        <w:rPr/>
+        <w:t xml:space="preserve"> One gradient-boosted model on the fitting rows, the feature blocks of §3.2, the parameters of §3.4, fitted five times under consecutive random seeds and the five predictions averaged. </w:t>
+      </w:r>
+    </w:p>
+    <w:p>
+      <w:pPr>
+        <w:pStyle w:val="BodyText"/>
+        <w:numPr>
+          <w:ilvl w:val="0"/>
+          <w:numId w:val="1"/>
+        </w:numPr>
+        <w:tabs>
+          <w:tab w:val="clear" w:pos="709"/>
+          <w:tab w:val="left" w:pos="709" w:leader="none"/>
+        </w:tabs>
+        <w:bidi w:val="0"/>
+        <w:spacing w:before="0" w:after="0"/>
+        <w:ind w:hanging="283" w:left="709"/>
+        <w:jc w:val="left"/>
+        <w:rPr/>
+      </w:pPr>
+      <w:r>
+        <w:rPr>
+          <w:rStyle w:val="Strong"/>
+        </w:rPr>
+        <w:t>The term, substituted.</w:t>
+      </w:r>
+      <w:r>
+        <w:rPr/>
+        <w:t xml:space="preserve"> On the rows the term covers, its prediction replaces the booster's. </w:t>
+      </w:r>
+    </w:p>
+    <w:p>
+      <w:pPr>
+        <w:pStyle w:val="BodyText"/>
+        <w:numPr>
+          <w:ilvl w:val="0"/>
+          <w:numId w:val="1"/>
+        </w:numPr>
+        <w:tabs>
+          <w:tab w:val="clear" w:pos="709"/>
+          <w:tab w:val="left" w:pos="709" w:leader="none"/>
+        </w:tabs>
+        <w:bidi w:val="0"/>
+        <w:spacing w:before="0" w:after="0"/>
+        <w:ind w:hanging="283" w:left="709"/>
+        <w:jc w:val="left"/>
+        <w:rPr/>
+      </w:pPr>
+      <w:r>
+        <w:rPr>
+          <w:rStyle w:val="Strong"/>
+        </w:rPr>
+        <w:t>The plan-shifted departures.</w:t>
+      </w:r>
+      <w:r>
+        <w:rPr/>
+        <w:t xml:space="preserve"> On the rows of one further class, a departure with a flight-plan record whose take-off falls more than four hours after both of the plan's off-block estimates, a rule of the term's own form replaces the booster's prediction (§4, </w:t>
+      </w:r>
+      <w:r>
+        <w:rPr>
+          <w:rStyle w:val="Emphasis"/>
+        </w:rPr>
+        <w:t>The plan-shifted departures</w:t>
+      </w:r>
+      <w:r>
+        <w:rPr/>
+        <w:t xml:space="preserve">). In the ranking set it is one row. </w:t>
       </w:r>
     </w:p>
     <w:p>
@@ -1101,20 +2811,14 @@
         <w:rPr/>
       </w:pPr>
       <w:r>
-        <w:rPr/>
-        <w:t xml:space="preserve">The excess term is small once the flight plan's own delay signal is in the model: 7.7 s in December and 5.8 in July against that signal's 79.3 and 57.4. The queue layer that would model it further is bounded to about eight seconds by a diagnostic that needs no model (§6.3, §6.4). </w:t>
-      </w:r>
-    </w:p>
-    <w:p>
-      <w:pPr>
-        <w:pStyle w:val="Heading3"/>
-        <w:bidi w:val="0"/>
-        <w:jc w:val="left"/>
-        <w:rPr/>
-      </w:pPr>
-      <w:r>
-        <w:rPr/>
-        <w:t>1.3 Prior art, and what is new here</w:t>
+        <w:rPr>
+          <w:rStyle w:val="Strong"/>
+        </w:rPr>
+        <w:t>Rounding and the clip at zero</w:t>
+      </w:r>
+      <w:r>
+        <w:rPr/>
+        <w:t xml:space="preserve">, and the file written in the template's own order and integer type. </w:t>
       </w:r>
     </w:p>
     <w:p>
@@ -1126,627 +2830,17 @@
       </w:pPr>
       <w:r>
         <w:rPr/>
-        <w:t xml:space="preserve">Building a routable graph from OSM </w:t>
+        <w:t xml:space="preserve">Since v9 the booster of step 5 carries two more feature blocks and is blended with a CatBoost member, the term's rows of step 6 are predicted per row, and since v10 a stacker on ground events replaces the prediction on covered rows at the airports its gate keeps. §8.7 gives each change, and </w:t>
       </w:r>
       <w:r>
         <w:rPr>
           <w:rStyle w:val="SourceText"/>
         </w:rPr>
-        <w:t>aeroway</w:t>
-      </w:r>
-      <w:r>
-        <w:rPr/>
-        <w:t xml:space="preserve"> geometry is not new; </w:t>
-      </w:r>
-      <w:r>
-        <w:rPr>
-          <w:rStyle w:val="SourceText"/>
-        </w:rPr>
-        <w:t>traffic</w:t>
-      </w:r>
-      <w:r>
-        <w:rPr/>
-        <w:t xml:space="preserve"> (Olive, MIT) ships one, and Olive, Waltert &amp; Schultz (ATRD 2025) document the same defects this pipeline repairs. Ravizza et al. (2013) established that route shape (turn angle, junction-free running) predicts taxi speed nearly as well as distance. What appears not to have been done is the downstream half: these recovered quantities as regression features for taxi-out in this competition. No 2024 or 2025 entry appears to have used OSM at all.</w:t>
-      </w:r>
-    </w:p>
-    <w:p>
-      <w:pPr>
-        <w:pStyle w:val="BodyText"/>
-        <w:bidi w:val="0"/>
-        <w:jc w:val="left"/>
-        <w:rPr/>
-      </w:pPr>
-      <w:r>
-        <w:rPr/>
-        <w:t xml:space="preserve">Source: </w:t>
-      </w:r>
-      <w:r>
-        <w:rPr>
-          <w:rStyle w:val="SourceText"/>
-        </w:rPr>
-        <w:t>docs/prior_art.md</w:t>
-      </w:r>
-      <w:r>
-        <w:rPr/>
-        <w:t>.</w:t>
-      </w:r>
-    </w:p>
-    <w:p>
-      <w:pPr>
-        <w:pStyle w:val="Heading2"/>
-        <w:bidi w:val="0"/>
-        <w:jc w:val="left"/>
-        <w:rPr/>
-      </w:pPr>
-      <w:r>
-        <w:rPr/>
-        <w:t>2. Data</w:t>
-      </w:r>
-    </w:p>
-    <w:p>
-      <w:pPr>
-        <w:pStyle w:val="Heading3"/>
-        <w:bidi w:val="0"/>
-        <w:jc w:val="left"/>
-        <w:rPr/>
-      </w:pPr>
-      <w:r>
-        <w:rPr/>
-        <w:t>2.1 What the challenge supplies, and what it withholds</w:t>
-      </w:r>
-    </w:p>
-    <w:p>
-      <w:pPr>
-        <w:pStyle w:val="BodyText"/>
-        <w:bidi w:val="0"/>
-        <w:jc w:val="left"/>
-        <w:rPr/>
-      </w:pPr>
-      <w:r>
-        <w:rPr/>
-        <w:t xml:space="preserve">Ten airports, the ten the challenge's data page lists, not the eleven of the entry's own airport list. January 2026 is a census of all ten, 152,719 departures, and July 2026 of all ten, 192,122: 344,841 rows to predict. It was not always so. The ranking files this entry was built on, taken on 2 September, held July 2026 at three airports, Frankfurt, Heathrow and Schiphol, and 215,876 rows in all; the organizers replaced both files on 4 September with versions in which July holds every airport, and in which about 92% of the departures the two versions share have a movement time moved by up to twelve seconds. The twelve training files did not change. The entry found the replacement on 28 September, in the check that precedes an upload, and reads the files of 4 September from that day: the model does not change, because nothing in it was chosen on the ranking set, and every figure computed on the ranking set was regenerated and is what this paper quotes. The three airports keep a place in the paper as a second July reading, </w:t>
-      </w:r>
-      <w:r>
-        <w:rPr>
-          <w:rStyle w:val="Emphasis"/>
-        </w:rPr>
-        <w:t>the three</w:t>
-      </w:r>
-      <w:r>
-        <w:rPr/>
-        <w:t xml:space="preserve">, because the validation design of §7.1 was fixed to read them on their own while July was expected to hold them alone. The ranking set blanks </w:t>
-      </w:r>
-      <w:r>
-        <w:rPr>
-          <w:rStyle w:val="SourceText"/>
-        </w:rPr>
-        <w:t>BLOCK_TIME_UTC_mvt</w:t>
-      </w:r>
-      <w:r>
-        <w:rPr/>
-        <w:t xml:space="preserve"> for </w:t>
-      </w:r>
-      <w:r>
-        <w:rPr>
-          <w:rStyle w:val="Emphasis"/>
-        </w:rPr>
-        <w:t>every</w:t>
-      </w:r>
-      <w:r>
-        <w:rPr/>
-        <w:t xml:space="preserve"> departure, not only the subject, which retires any feature counting other departures' pushbacks. </w:t>
-      </w:r>
-      <w:r>
-        <w:rPr>
-          <w:rStyle w:val="SourceText"/>
-        </w:rPr>
-        <w:t>AOBT_3_flt</w:t>
-      </w:r>
-      <w:r>
-        <w:rPr/>
-        <w:t xml:space="preserve"> survives and is excluded by decision.</w:t>
-      </w:r>
-    </w:p>
-    <w:p>
-      <w:pPr>
-        <w:pStyle w:val="BodyText"/>
-        <w:bidi w:val="0"/>
-        <w:jc w:val="left"/>
-        <w:rPr/>
-      </w:pPr>
-      <w:r>
-        <w:rPr/>
-        <w:t xml:space="preserve">Sources: </w:t>
-      </w:r>
-      <w:r>
-        <w:rPr>
-          <w:rStyle w:val="SourceText"/>
-        </w:rPr>
-        <w:t>reports/data_review.md</w:t>
-      </w:r>
-      <w:r>
-        <w:rPr/>
-        <w:t xml:space="preserve">, </w:t>
-      </w:r>
-      <w:r>
-        <w:rPr>
-          <w:rStyle w:val="Emphasis"/>
-        </w:rPr>
-        <w:t>Airports and months</w:t>
-      </w:r>
-      <w:r>
-        <w:rPr/>
-        <w:t xml:space="preserve"> and </w:t>
-      </w:r>
-      <w:r>
-        <w:rPr>
-          <w:rStyle w:val="Emphasis"/>
-        </w:rPr>
-        <w:t>Inventory</w:t>
-      </w:r>
-      <w:r>
-        <w:rPr/>
-        <w:t xml:space="preserve">; </w:t>
-      </w:r>
-      <w:r>
-        <w:rPr>
-          <w:rStyle w:val="SourceText"/>
-        </w:rPr>
-        <w:t>reports/ranking-refresh-2026-09-28.md</w:t>
-      </w:r>
-      <w:r>
-        <w:rPr/>
-        <w:t>, a dated record, for the files of 2 September against those of 4 September.</w:t>
-      </w:r>
-    </w:p>
-    <w:p>
-      <w:pPr>
-        <w:pStyle w:val="Heading3"/>
-        <w:bidi w:val="0"/>
-        <w:jc w:val="left"/>
-        <w:rPr/>
-      </w:pPr>
-      <w:r>
-        <w:rPr/>
-        <w:t>2.2 External data, and the license position</w:t>
-      </w:r>
-    </w:p>
-    <w:p>
-      <w:pPr>
-        <w:pStyle w:val="BodyText"/>
-        <w:bidi w:val="0"/>
-        <w:jc w:val="left"/>
-        <w:rPr/>
-      </w:pPr>
-      <w:r>
-        <w:rPr/>
-        <w:t>OpenStreetMap (data (c) OpenStreetMap contributors, ODbL 1.0), OurAirports (public domain), Iowa Environmental Mesonet METAR (public domain). Each is openly licensed, documented, and re-fetchable by a scripted, cached client: the prize rules require additional datasets to be "openly available under an open source license", and a dataset a reader cannot re-fetch fails the reproduction clause. OpenSky historical surface tracks were considered and ruled out for the model: research-use access is not an open-source license. OpenSky's ten published scientific datasets were reviewed on 20 September 2026 against the same test plus two more, 2025 ground coverage at the ten airports and a mechanism the exposed fields lack; none passes all three, and the README records each verdict.</w:t>
-      </w:r>
-    </w:p>
-    <w:p>
-      <w:pPr>
-        <w:pStyle w:val="BodyText"/>
-        <w:bidi w:val="0"/>
-        <w:jc w:val="left"/>
-        <w:rPr/>
-      </w:pPr>
-      <w:r>
-        <w:rPr/>
-        <w:t xml:space="preserve">Source: </w:t>
-      </w:r>
-      <w:r>
-        <w:rPr>
-          <w:rStyle w:val="SourceText"/>
-        </w:rPr>
-        <w:t>docs/prior_art.md</w:t>
-      </w:r>
-      <w:r>
-        <w:rPr/>
-        <w:t xml:space="preserve">, </w:t>
-      </w:r>
-      <w:r>
-        <w:rPr>
-          <w:rStyle w:val="Emphasis"/>
-        </w:rPr>
-        <w:t>External data: licence positions</w:t>
-      </w:r>
-      <w:r>
-        <w:rPr/>
-        <w:t>; README.</w:t>
-      </w:r>
-    </w:p>
-    <w:p>
-      <w:pPr>
-        <w:pStyle w:val="Heading3"/>
-        <w:bidi w:val="0"/>
-        <w:jc w:val="left"/>
-        <w:rPr/>
-      </w:pPr>
-      <w:r>
-        <w:rPr/>
-        <w:t>2.3 Reproducibility and the ODbL boundary</w:t>
-      </w:r>
-    </w:p>
-    <w:p>
-      <w:pPr>
-        <w:pStyle w:val="BodyText"/>
-        <w:bidi w:val="0"/>
-        <w:jc w:val="left"/>
-        <w:rPr/>
-      </w:pPr>
-      <w:r>
-        <w:rPr/>
-        <w:t xml:space="preserve">The repository ships GPLv3 in totality. The distance matrices it generates are a Derivative Database of OSM and carry ODbL, so they are regenerated rather than committed; the Zenodo deposit </w:t>
-      </w:r>
-      <w:hyperlink r:id="rId2">
-        <w:r>
-          <w:rPr>
-            <w:rStyle w:val="Hyperlink"/>
-          </w:rPr>
-          <w:t>10.5281/zenodo.23133051</w:t>
-        </w:r>
-      </w:hyperlink>
-      <w:r>
-        <w:rPr/>
-        <w:t xml:space="preserve"> carries them under ODbL, with the eleven Overpass answers they derive from, and beside them the two public-domain inputs the entry read and a later fetch would not return, the METAR observations and the OurAirports tables. The reports are Produced Works and carry the figures. </w:t>
-      </w:r>
-      <w:r>
-        <w:rPr>
-          <w:rStyle w:val="SourceText"/>
-        </w:rPr>
-        <w:t>make licence-check</w:t>
-      </w:r>
-      <w:r>
-        <w:rPr/>
-        <w:t xml:space="preserve"> enforces the boundary, including that no literal stand identifier from either source appears in prose.</w:t>
-      </w:r>
-    </w:p>
-    <w:p>
-      <w:pPr>
-        <w:pStyle w:val="BodyText"/>
-        <w:bidi w:val="0"/>
-        <w:jc w:val="left"/>
-        <w:rPr/>
-      </w:pPr>
-      <w:r>
-        <w:rPr/>
-        <w:t xml:space="preserve">Source: </w:t>
-      </w:r>
-      <w:r>
-        <w:rPr>
-          <w:rStyle w:val="SourceText"/>
-        </w:rPr>
-        <w:t>data/processed/taxi_distance/ODbL-NOTICE.md</w:t>
-      </w:r>
-      <w:r>
-        <w:rPr/>
-        <w:t xml:space="preserve">; README, </w:t>
-      </w:r>
-      <w:r>
-        <w:rPr>
-          <w:rStyle w:val="Emphasis"/>
-        </w:rPr>
-        <w:t>Data sources</w:t>
-      </w:r>
-      <w:r>
-        <w:rPr/>
-        <w:t>.</w:t>
-      </w:r>
-    </w:p>
-    <w:p>
-      <w:pPr>
-        <w:pStyle w:val="Heading2"/>
-        <w:bidi w:val="0"/>
-        <w:jc w:val="left"/>
-        <w:rPr/>
-      </w:pPr>
-      <w:r>
-        <w:rPr/>
-        <w:t>3. Method</w:t>
-      </w:r>
-    </w:p>
-    <w:p>
-      <w:pPr>
-        <w:pStyle w:val="BodyText"/>
-        <w:bidi w:val="0"/>
-        <w:jc w:val="left"/>
-        <w:rPr/>
-      </w:pPr>
-      <w:r>
-        <w:rPr/>
-        <w:t>This section states the whole method in one place and in order, so that a reader can see what the submitted file is a function of before the sections that argue for each part. Nothing here is new to the paper; §4 to §7 carry the measurements and the reasons.</w:t>
-      </w:r>
-    </w:p>
-    <w:p>
-      <w:pPr>
-        <w:pStyle w:val="Heading3"/>
-        <w:bidi w:val="0"/>
-        <w:jc w:val="left"/>
-        <w:rPr/>
-      </w:pPr>
-      <w:r>
-        <w:rPr/>
-        <w:t>3.1 The decomposition, and the pipeline in order</w:t>
-      </w:r>
-    </w:p>
-    <w:p>
-      <w:pPr>
-        <w:pStyle w:val="PreformattedText"/>
-        <w:bidi w:val="0"/>
-        <w:spacing w:before="0" w:after="283"/>
-        <w:jc w:val="left"/>
-        <w:rPr/>
-      </w:pPr>
-      <w:r>
-        <w:rPr>
-          <w:rStyle w:val="SourceText"/>
-        </w:rPr>
-        <w:t>taxi-out = unimpeded(geometry) + excess(congestion, regime) + record-quality term</w:t>
-      </w:r>
-    </w:p>
-    <w:p>
-      <w:pPr>
-        <w:pStyle w:val="BodyText"/>
-        <w:bidi w:val="0"/>
-        <w:jc w:val="left"/>
-        <w:rPr/>
-      </w:pPr>
-      <w:r>
-        <w:rPr/>
-        <w:t xml:space="preserve">Mapped onto the organizers' own framing of excess over unconstrained status. The ablation ladder is this decomposition read bottom-up: each rung adds one term, and the held-out-pair split measures the one claim that distinguishes the entry. The file that is scored is produced by these steps, in this order, by </w:t>
-      </w:r>
-      <w:r>
-        <w:rPr>
-          <w:rStyle w:val="SourceText"/>
-        </w:rPr>
-        <w:t>scripts/make_submission.py</w:t>
-      </w:r>
-      <w:r>
-        <w:rPr/>
-        <w:t>:</w:t>
-      </w:r>
-    </w:p>
-    <w:p>
-      <w:pPr>
-        <w:pStyle w:val="BodyText"/>
-        <w:numPr>
-          <w:ilvl w:val="0"/>
-          <w:numId w:val="2"/>
-        </w:numPr>
-        <w:tabs>
-          <w:tab w:val="clear" w:pos="709"/>
-          <w:tab w:val="left" w:pos="709" w:leader="none"/>
-        </w:tabs>
-        <w:bidi w:val="0"/>
-        <w:spacing w:before="0" w:after="0"/>
-        <w:ind w:hanging="283" w:left="709"/>
-        <w:jc w:val="left"/>
-        <w:rPr/>
-      </w:pPr>
-      <w:r>
-        <w:rPr>
-          <w:rStyle w:val="Strong"/>
-        </w:rPr>
-        <w:t>The frame.</w:t>
-      </w:r>
-      <w:r>
-        <w:rPr/>
-        <w:t xml:space="preserve"> Every departure of the twelve training files and of the ranking file is joined to its stand-to-runway route on the OpenStreetMap graph of its airport (§5.1), to the METAR regime of its airport-hour, to its destination's bearing and distance from OurAirports, and to the windows of other movements around it that the ranking set exposes (§6.1). The same code builds both sides; a feature reads nothing on the ranking side that it does not read on the training side. </w:t>
-      </w:r>
-    </w:p>
-    <w:p>
-      <w:pPr>
-        <w:pStyle w:val="BodyText"/>
-        <w:numPr>
-          <w:ilvl w:val="0"/>
-          <w:numId w:val="2"/>
-        </w:numPr>
-        <w:tabs>
-          <w:tab w:val="clear" w:pos="709"/>
-          <w:tab w:val="left" w:pos="709" w:leader="none"/>
-        </w:tabs>
-        <w:bidi w:val="0"/>
-        <w:spacing w:before="0" w:after="0"/>
-        <w:ind w:hanging="283" w:left="709"/>
-        <w:jc w:val="left"/>
-        <w:rPr/>
-      </w:pPr>
-      <w:r>
-        <w:rPr>
-          <w:rStyle w:val="Strong"/>
-        </w:rPr>
-        <w:t>The record-quality term.</w:t>
-      </w:r>
-      <w:r>
-        <w:rPr/>
-        <w:t xml:space="preserve"> Fitted on the training rows alone: per (airport, flight-plan record, lag band) cell, the share of rows whose recorded taxi-out is the schedule lag, kept where the cell has at least five rows and the share at least 5% (§4). Its rows are taken out of every fit below and predicted by the term. </w:t>
-      </w:r>
-    </w:p>
-    <w:p>
-      <w:pPr>
-        <w:pStyle w:val="BodyText"/>
-        <w:numPr>
-          <w:ilvl w:val="0"/>
-          <w:numId w:val="2"/>
-        </w:numPr>
-        <w:tabs>
-          <w:tab w:val="clear" w:pos="709"/>
-          <w:tab w:val="left" w:pos="709" w:leader="none"/>
-        </w:tabs>
-        <w:bidi w:val="0"/>
-        <w:spacing w:before="0" w:after="0"/>
-        <w:ind w:hanging="283" w:left="709"/>
-        <w:jc w:val="left"/>
-        <w:rPr/>
-      </w:pPr>
-      <w:r>
-        <w:rPr>
-          <w:rStyle w:val="Strong"/>
-        </w:rPr>
-        <w:t>The fitting rows.</w:t>
-      </w:r>
-      <w:r>
-        <w:rPr/>
-        <w:t xml:space="preserve"> Training rows the term does not cover, with every recorded taxi-out over four hours left out of the fit and never out of the scoring (§7.1.2, </w:t>
-      </w:r>
-      <w:r>
-        <w:rPr>
-          <w:rStyle w:val="Emphasis"/>
-        </w:rPr>
-        <w:t>The recorded-taxi tail</w:t>
-      </w:r>
-      <w:r>
-        <w:rPr/>
-        <w:t xml:space="preserve">). </w:t>
-      </w:r>
-    </w:p>
-    <w:p>
-      <w:pPr>
-        <w:pStyle w:val="BodyText"/>
-        <w:numPr>
-          <w:ilvl w:val="0"/>
-          <w:numId w:val="2"/>
-        </w:numPr>
-        <w:tabs>
-          <w:tab w:val="clear" w:pos="709"/>
-          <w:tab w:val="left" w:pos="709" w:leader="none"/>
-        </w:tabs>
-        <w:bidi w:val="0"/>
-        <w:spacing w:before="0" w:after="0"/>
-        <w:ind w:hanging="283" w:left="709"/>
-        <w:jc w:val="left"/>
-        <w:rPr/>
-      </w:pPr>
-      <w:r>
-        <w:rPr>
-          <w:rStyle w:val="Strong"/>
-        </w:rPr>
-        <w:t>The shrunk encoding.</w:t>
-      </w:r>
-      <w:r>
-        <w:rPr/>
-        <w:t xml:space="preserve"> The (airport, stand, runway) pair's out-of-fold training mean shrunk toward the geometric prediction, computed once over the fitting rows and overlaid as a feature in place of the stand categorical (§7.4). </w:t>
-      </w:r>
-    </w:p>
-    <w:p>
-      <w:pPr>
-        <w:pStyle w:val="BodyText"/>
-        <w:numPr>
-          <w:ilvl w:val="0"/>
-          <w:numId w:val="2"/>
-        </w:numPr>
-        <w:tabs>
-          <w:tab w:val="clear" w:pos="709"/>
-          <w:tab w:val="left" w:pos="709" w:leader="none"/>
-        </w:tabs>
-        <w:bidi w:val="0"/>
-        <w:spacing w:before="0" w:after="0"/>
-        <w:ind w:hanging="283" w:left="709"/>
-        <w:jc w:val="left"/>
-        <w:rPr/>
-      </w:pPr>
-      <w:r>
-        <w:rPr>
-          <w:rStyle w:val="Strong"/>
-        </w:rPr>
-        <w:t>The booster.</w:t>
-      </w:r>
-      <w:r>
-        <w:rPr/>
-        <w:t xml:space="preserve"> One gradient-boosted model on the fitting rows, the feature blocks of §3.2, the parameters of §3.4, fitted five times under consecutive random seeds and the five predictions averaged. </w:t>
-      </w:r>
-    </w:p>
-    <w:p>
-      <w:pPr>
-        <w:pStyle w:val="BodyText"/>
-        <w:numPr>
-          <w:ilvl w:val="0"/>
-          <w:numId w:val="2"/>
-        </w:numPr>
-        <w:tabs>
-          <w:tab w:val="clear" w:pos="709"/>
-          <w:tab w:val="left" w:pos="709" w:leader="none"/>
-        </w:tabs>
-        <w:bidi w:val="0"/>
-        <w:spacing w:before="0" w:after="0"/>
-        <w:ind w:hanging="283" w:left="709"/>
-        <w:jc w:val="left"/>
-        <w:rPr/>
-      </w:pPr>
-      <w:r>
-        <w:rPr>
-          <w:rStyle w:val="Strong"/>
-        </w:rPr>
-        <w:t>The term, substituted.</w:t>
-      </w:r>
-      <w:r>
-        <w:rPr/>
-        <w:t xml:space="preserve"> On the rows the term covers, its prediction replaces the booster's. </w:t>
-      </w:r>
-    </w:p>
-    <w:p>
-      <w:pPr>
-        <w:pStyle w:val="BodyText"/>
-        <w:numPr>
-          <w:ilvl w:val="0"/>
-          <w:numId w:val="2"/>
-        </w:numPr>
-        <w:tabs>
-          <w:tab w:val="clear" w:pos="709"/>
-          <w:tab w:val="left" w:pos="709" w:leader="none"/>
-        </w:tabs>
-        <w:bidi w:val="0"/>
-        <w:spacing w:before="0" w:after="0"/>
-        <w:ind w:hanging="283" w:left="709"/>
-        <w:jc w:val="left"/>
-        <w:rPr/>
-      </w:pPr>
-      <w:r>
-        <w:rPr>
-          <w:rStyle w:val="Strong"/>
-        </w:rPr>
-        <w:t>The plan-shifted departures.</w:t>
-      </w:r>
-      <w:r>
-        <w:rPr/>
-        <w:t xml:space="preserve"> On the rows of one further class, a departure with a flight-plan record whose take-off falls more than four hours after both of the plan's off-block estimates, a rule of the term's own form replaces the booster's prediction (§4, </w:t>
-      </w:r>
-      <w:r>
-        <w:rPr>
-          <w:rStyle w:val="Emphasis"/>
-        </w:rPr>
-        <w:t>The plan-shifted departures</w:t>
-      </w:r>
-      <w:r>
-        <w:rPr/>
-        <w:t xml:space="preserve">). In the ranking set it is one row. </w:t>
-      </w:r>
-    </w:p>
-    <w:p>
-      <w:pPr>
-        <w:pStyle w:val="BodyText"/>
-        <w:numPr>
-          <w:ilvl w:val="0"/>
-          <w:numId w:val="2"/>
-        </w:numPr>
-        <w:tabs>
-          <w:tab w:val="clear" w:pos="709"/>
-          <w:tab w:val="left" w:pos="709" w:leader="none"/>
-        </w:tabs>
-        <w:bidi w:val="0"/>
-        <w:ind w:hanging="283" w:left="709"/>
-        <w:jc w:val="left"/>
-        <w:rPr/>
-      </w:pPr>
-      <w:r>
-        <w:rPr>
-          <w:rStyle w:val="Strong"/>
-        </w:rPr>
-        <w:t>Rounding and the clip at zero</w:t>
-      </w:r>
-      <w:r>
-        <w:rPr/>
-        <w:t xml:space="preserve">, and the file written in the template's own order and integer type. </w:t>
+        <w:t>taxiout.models</w:t>
+      </w:r>
+      <w:r>
+        <w:rPr/>
+        <w:t xml:space="preserve"> records each decision with its basis.</w:t>
       </w:r>
     </w:p>
     <w:p>
@@ -4526,7 +5620,7 @@
         <w:pStyle w:val="BodyText"/>
         <w:numPr>
           <w:ilvl w:val="0"/>
-          <w:numId w:val="3"/>
+          <w:numId w:val="2"/>
         </w:numPr>
         <w:tabs>
           <w:tab w:val="clear" w:pos="709"/>
@@ -4554,7 +5648,7 @@
         <w:pStyle w:val="BodyText"/>
         <w:numPr>
           <w:ilvl w:val="0"/>
-          <w:numId w:val="3"/>
+          <w:numId w:val="2"/>
         </w:numPr>
         <w:tabs>
           <w:tab w:val="clear" w:pos="709"/>
@@ -4582,7 +5676,7 @@
         <w:pStyle w:val="BodyText"/>
         <w:numPr>
           <w:ilvl w:val="0"/>
-          <w:numId w:val="3"/>
+          <w:numId w:val="2"/>
         </w:numPr>
         <w:tabs>
           <w:tab w:val="clear" w:pos="709"/>
@@ -10888,7 +11982,7 @@
         <w:rPr>
           <w:rStyle w:val="Emphasis"/>
         </w:rPr>
-        <w:t xml:space="preserve"> and the score. So this section carries what the validation readings of §3.5 say about the model that is submitted, pooled, per month, per airport and per source of delay, with and without the two rules of §3.3, and leaves one line for the organizers' figure.</w:t>
+        <w:t xml:space="preserve"> and the score. So this section carries what the validation readings of §3.5 say about the model that is submitted, pooled, per month, per airport and per source of delay, with and without the two rules of §3.3, and leaves one line for the organizers' figure. §8.1 to §8.6 read the model frozen on 27 September, the booster every later file is built on; §8.7 reads what the files of 4 to 7 October added to it.</w:t>
       </w:r>
     </w:p>
     <w:p>
@@ -22508,7 +23602,7 @@
       </w:pPr>
       <w:r>
         <w:rPr/>
-        <w:t>The pooled test figure is a census of ten airports over two months, weighted by their departures, with July 2026 holding 192,122 of the 344,841 rows; the §7.3 bounds put the plan-lag regime shift at up to +5.6 s pooled in January and +5.1 in July, most of July's at Paris, and the winter regime at Frankfurt and Zurich is where the model extrapolates furthest. Three kinds of row decide the rest, and §8.2 has shown each kind on the training year. The record-quality term reaches 383 rows, all at Fiumicino, whose July departures are in the scored set now; on the held-out year those rows take the figure from 243.7 s to 275.9. A day-shift row in a cell the term does not cover is scored at its recorded value and can move the pooled figure by itself: seven such rows in 2025, at three airports, take the year from 217.8 s to 243.7, and January's figure from 231.8 s to 346.8 on two of them. And one ranking row is predicted by the rule of §4 at 52,550 s, with the two outcomes that section prices. The organizers' figure is one number over 344,841 rows, and the three readings above are what it is a mixture of: 313.169 s, read once on 4 October 2026 over the 344,841 rows the scorer used.</w:t>
+        <w:t>The pooled test figure is a census of ten airports over two months, weighted by their departures, with July 2026 holding 192,122 of the 344,841 rows; the §7.3 bounds put the plan-lag regime shift at up to +5.6 s pooled in January and +5.1 in July, most of July's at Paris, and the winter regime at Frankfurt and Zurich is where the model extrapolates furthest. Three kinds of row decide the rest, and §8.2 has shown each kind on the training year. The record-quality term reaches 383 rows, all at Fiumicino, whose July departures are in the scored set now; on the held-out year those rows take the figure from 243.7 s to 275.9. A day-shift row in a cell the term does not cover is scored at its recorded value and can move the pooled figure by itself: seven such rows in 2025, at three airports, take the year from 217.8 s to 243.7, and January's figure from 231.8 s to 346.8 on two of them. And one ranking row is predicted by the rule of §4 at 52,550 s, with the two outcomes that section prices. The organizers' figure is one number over 344,841 rows, and the three readings above are what it is a mixture of: 313.169 s, read once on 4 October 2026 over the 344,841 rows the scorer used. That figure is v7's; §8.7 gives the four files after it.</w:t>
       </w:r>
     </w:p>
     <w:p>
@@ -22661,6 +23755,919 @@
       <w:r>
         <w:rPr/>
         <w:t>, a dated record.</w:t>
+      </w:r>
+    </w:p>
+    <w:p>
+      <w:pPr>
+        <w:pStyle w:val="Heading3"/>
+        <w:bidi w:val="0"/>
+        <w:jc w:val="left"/>
+        <w:rPr/>
+      </w:pPr>
+      <w:r>
+        <w:rPr/>
+        <w:t>8.7 After the first score: the files of 4 to 7 October</w:t>
+      </w:r>
+    </w:p>
+    <w:p>
+      <w:pPr>
+        <w:pStyle w:val="BodyText"/>
+        <w:bidi w:val="0"/>
+        <w:jc w:val="left"/>
+        <w:rPr/>
+      </w:pPr>
+      <w:r>
+        <w:rPr/>
+        <w:t xml:space="preserve">The organizers read back 313.169 s for v7 on 4 October. The entry then ran one more week, testing what the frozen model had left out under the same discipline as before: every change was fixed in a pre-registration before any of its figures existed, and each pre-registration is published in </w:t>
+      </w:r>
+      <w:r>
+        <w:rPr>
+          <w:rStyle w:val="SourceText"/>
+        </w:rPr>
+        <w:t>reports/</w:t>
+      </w:r>
+      <w:r>
+        <w:rPr/>
+        <w:t xml:space="preserve"> as a dated record. Four more files were uploaded, each once and each when its rule had spoken, and nothing was read back for any of them but </w:t>
+      </w:r>
+      <w:r>
+        <w:rPr>
+          <w:rStyle w:val="SourceText"/>
+        </w:rPr>
+        <w:t>usedPairs</w:t>
+      </w:r>
+      <w:r>
+        <w:rPr/>
+        <w:t xml:space="preserve"> and the score.</w:t>
+      </w:r>
+    </w:p>
+    <w:tbl>
+      <w:tblPr>
+        <w:tblW w:w="10539" w:type="dxa"/>
+        <w:jc w:val="left"/>
+        <w:tblInd w:w="28" w:type="dxa"/>
+        <w:tblLayout w:type="fixed"/>
+        <w:tblCellMar>
+          <w:top w:w="28" w:type="dxa"/>
+          <w:left w:w="28" w:type="dxa"/>
+          <w:bottom w:w="28" w:type="dxa"/>
+          <w:right w:w="28" w:type="dxa"/>
+        </w:tblCellMar>
+      </w:tblPr>
+      <w:tblGrid>
+        <w:gridCol w:w="481"/>
+        <w:gridCol w:w="1056"/>
+        <w:gridCol w:w="7052"/>
+        <w:gridCol w:w="1950"/>
+      </w:tblGrid>
+      <w:tr>
+        <w:trPr>
+          <w:tblHeader w:val="true"/>
+        </w:trPr>
+        <w:tc>
+          <w:tcPr>
+            <w:tcW w:w="481" w:type="dxa"/>
+            <w:tcBorders/>
+            <w:vAlign w:val="center"/>
+          </w:tcPr>
+          <w:p>
+            <w:pPr>
+              <w:pStyle w:val="TableHeading"/>
+              <w:suppressLineNumbers/>
+              <w:bidi w:val="0"/>
+              <w:jc w:val="center"/>
+              <w:rPr/>
+            </w:pPr>
+            <w:r>
+              <w:rPr/>
+              <w:t>file</w:t>
+            </w:r>
+          </w:p>
+        </w:tc>
+        <w:tc>
+          <w:tcPr>
+            <w:tcW w:w="1056" w:type="dxa"/>
+            <w:tcBorders/>
+            <w:vAlign w:val="center"/>
+          </w:tcPr>
+          <w:p>
+            <w:pPr>
+              <w:pStyle w:val="TableHeading"/>
+              <w:suppressLineNumbers/>
+              <w:bidi w:val="0"/>
+              <w:jc w:val="center"/>
+              <w:rPr/>
+            </w:pPr>
+            <w:r>
+              <w:rPr/>
+              <w:t>uploaded</w:t>
+            </w:r>
+          </w:p>
+        </w:tc>
+        <w:tc>
+          <w:tcPr>
+            <w:tcW w:w="7052" w:type="dxa"/>
+            <w:tcBorders/>
+            <w:vAlign w:val="center"/>
+          </w:tcPr>
+          <w:p>
+            <w:pPr>
+              <w:pStyle w:val="TableHeading"/>
+              <w:suppressLineNumbers/>
+              <w:bidi w:val="0"/>
+              <w:jc w:val="center"/>
+              <w:rPr/>
+            </w:pPr>
+            <w:r>
+              <w:rPr/>
+              <w:t>what it changes from the file before</w:t>
+            </w:r>
+          </w:p>
+        </w:tc>
+        <w:tc>
+          <w:tcPr>
+            <w:tcW w:w="1950" w:type="dxa"/>
+            <w:tcBorders/>
+            <w:vAlign w:val="center"/>
+          </w:tcPr>
+          <w:p>
+            <w:pPr>
+              <w:pStyle w:val="TableHeading"/>
+              <w:bidi w:val="0"/>
+              <w:jc w:val="right"/>
+              <w:rPr/>
+            </w:pPr>
+            <w:r>
+              <w:rPr/>
+              <w:t>organizers' figure (s)</w:t>
+            </w:r>
+          </w:p>
+        </w:tc>
+      </w:tr>
+      <w:tr>
+        <w:trPr/>
+        <w:tc>
+          <w:tcPr>
+            <w:tcW w:w="481" w:type="dxa"/>
+            <w:tcBorders/>
+            <w:vAlign w:val="center"/>
+          </w:tcPr>
+          <w:p>
+            <w:pPr>
+              <w:pStyle w:val="TableContents"/>
+              <w:widowControl w:val="false"/>
+              <w:suppressLineNumbers/>
+              <w:bidi w:val="0"/>
+              <w:jc w:val="left"/>
+              <w:rPr/>
+            </w:pPr>
+            <w:r>
+              <w:rPr/>
+              <w:t>v7</w:t>
+            </w:r>
+          </w:p>
+        </w:tc>
+        <w:tc>
+          <w:tcPr>
+            <w:tcW w:w="1056" w:type="dxa"/>
+            <w:tcBorders/>
+            <w:vAlign w:val="center"/>
+          </w:tcPr>
+          <w:p>
+            <w:pPr>
+              <w:pStyle w:val="TableContents"/>
+              <w:widowControl w:val="false"/>
+              <w:suppressLineNumbers/>
+              <w:bidi w:val="0"/>
+              <w:jc w:val="left"/>
+              <w:rPr/>
+            </w:pPr>
+            <w:r>
+              <w:rPr/>
+              <w:t>4 October</w:t>
+            </w:r>
+          </w:p>
+        </w:tc>
+        <w:tc>
+          <w:tcPr>
+            <w:tcW w:w="7052" w:type="dxa"/>
+            <w:tcBorders/>
+            <w:vAlign w:val="center"/>
+          </w:tcPr>
+          <w:p>
+            <w:pPr>
+              <w:pStyle w:val="TableContents"/>
+              <w:widowControl w:val="false"/>
+              <w:suppressLineNumbers/>
+              <w:bidi w:val="0"/>
+              <w:jc w:val="left"/>
+              <w:rPr/>
+            </w:pPr>
+            <w:r>
+              <w:rPr/>
+              <w:t>the model of §8.1, with both rules of §3.3</w:t>
+            </w:r>
+          </w:p>
+        </w:tc>
+        <w:tc>
+          <w:tcPr>
+            <w:tcW w:w="1950" w:type="dxa"/>
+            <w:tcBorders/>
+            <w:vAlign w:val="center"/>
+          </w:tcPr>
+          <w:p>
+            <w:pPr>
+              <w:pStyle w:val="TableContents"/>
+              <w:bidi w:val="0"/>
+              <w:jc w:val="right"/>
+              <w:rPr/>
+            </w:pPr>
+            <w:r>
+              <w:rPr/>
+              <w:t>313.169</w:t>
+            </w:r>
+          </w:p>
+        </w:tc>
+      </w:tr>
+      <w:tr>
+        <w:trPr/>
+        <w:tc>
+          <w:tcPr>
+            <w:tcW w:w="481" w:type="dxa"/>
+            <w:tcBorders/>
+            <w:vAlign w:val="center"/>
+          </w:tcPr>
+          <w:p>
+            <w:pPr>
+              <w:pStyle w:val="TableContents"/>
+              <w:widowControl w:val="false"/>
+              <w:suppressLineNumbers/>
+              <w:bidi w:val="0"/>
+              <w:jc w:val="left"/>
+              <w:rPr/>
+            </w:pPr>
+            <w:r>
+              <w:rPr/>
+              <w:t>v8</w:t>
+            </w:r>
+          </w:p>
+        </w:tc>
+        <w:tc>
+          <w:tcPr>
+            <w:tcW w:w="1056" w:type="dxa"/>
+            <w:tcBorders/>
+            <w:vAlign w:val="center"/>
+          </w:tcPr>
+          <w:p>
+            <w:pPr>
+              <w:pStyle w:val="TableContents"/>
+              <w:widowControl w:val="false"/>
+              <w:suppressLineNumbers/>
+              <w:bidi w:val="0"/>
+              <w:jc w:val="left"/>
+              <w:rPr/>
+            </w:pPr>
+            <w:r>
+              <w:rPr/>
+              <w:t>4 October</w:t>
+            </w:r>
+          </w:p>
+        </w:tc>
+        <w:tc>
+          <w:tcPr>
+            <w:tcW w:w="7052" w:type="dxa"/>
+            <w:tcBorders/>
+            <w:vAlign w:val="center"/>
+          </w:tcPr>
+          <w:p>
+            <w:pPr>
+              <w:pStyle w:val="TableContents"/>
+              <w:widowControl w:val="false"/>
+              <w:suppressLineNumbers/>
+              <w:bidi w:val="0"/>
+              <w:jc w:val="left"/>
+              <w:rPr/>
+            </w:pPr>
+            <w:r>
+              <w:rPr/>
+              <w:t>both rules off: the booster predicts every row</w:t>
+            </w:r>
+          </w:p>
+        </w:tc>
+        <w:tc>
+          <w:tcPr>
+            <w:tcW w:w="1950" w:type="dxa"/>
+            <w:tcBorders/>
+            <w:vAlign w:val="center"/>
+          </w:tcPr>
+          <w:p>
+            <w:pPr>
+              <w:pStyle w:val="TableContents"/>
+              <w:bidi w:val="0"/>
+              <w:jc w:val="right"/>
+              <w:rPr/>
+            </w:pPr>
+            <w:r>
+              <w:rPr/>
+              <w:t>533.1066</w:t>
+            </w:r>
+          </w:p>
+        </w:tc>
+      </w:tr>
+      <w:tr>
+        <w:trPr/>
+        <w:tc>
+          <w:tcPr>
+            <w:tcW w:w="481" w:type="dxa"/>
+            <w:tcBorders/>
+            <w:vAlign w:val="center"/>
+          </w:tcPr>
+          <w:p>
+            <w:pPr>
+              <w:pStyle w:val="TableContents"/>
+              <w:widowControl w:val="false"/>
+              <w:suppressLineNumbers/>
+              <w:bidi w:val="0"/>
+              <w:jc w:val="left"/>
+              <w:rPr/>
+            </w:pPr>
+            <w:r>
+              <w:rPr/>
+              <w:t>v9</w:t>
+            </w:r>
+          </w:p>
+        </w:tc>
+        <w:tc>
+          <w:tcPr>
+            <w:tcW w:w="1056" w:type="dxa"/>
+            <w:tcBorders/>
+            <w:vAlign w:val="center"/>
+          </w:tcPr>
+          <w:p>
+            <w:pPr>
+              <w:pStyle w:val="TableContents"/>
+              <w:widowControl w:val="false"/>
+              <w:suppressLineNumbers/>
+              <w:bidi w:val="0"/>
+              <w:jc w:val="left"/>
+              <w:rPr/>
+            </w:pPr>
+            <w:r>
+              <w:rPr/>
+              <w:t>6 October</w:t>
+            </w:r>
+          </w:p>
+        </w:tc>
+        <w:tc>
+          <w:tcPr>
+            <w:tcW w:w="7052" w:type="dxa"/>
+            <w:tcBorders/>
+            <w:vAlign w:val="center"/>
+          </w:tcPr>
+          <w:p>
+            <w:pPr>
+              <w:pStyle w:val="TableContents"/>
+              <w:widowControl w:val="false"/>
+              <w:suppressLineNumbers/>
+              <w:bidi w:val="0"/>
+              <w:jc w:val="left"/>
+              <w:rPr/>
+            </w:pPr>
+            <w:r>
+              <w:rPr/>
+              <w:t>both rules restored; two feature blocks and a CatBoost member added; the term's rows predicted per row</w:t>
+            </w:r>
+          </w:p>
+        </w:tc>
+        <w:tc>
+          <w:tcPr>
+            <w:tcW w:w="1950" w:type="dxa"/>
+            <w:tcBorders/>
+            <w:vAlign w:val="center"/>
+          </w:tcPr>
+          <w:p>
+            <w:pPr>
+              <w:pStyle w:val="TableContents"/>
+              <w:bidi w:val="0"/>
+              <w:jc w:val="right"/>
+              <w:rPr/>
+            </w:pPr>
+            <w:r>
+              <w:rPr/>
+              <w:t>282.399</w:t>
+            </w:r>
+          </w:p>
+        </w:tc>
+      </w:tr>
+      <w:tr>
+        <w:trPr/>
+        <w:tc>
+          <w:tcPr>
+            <w:tcW w:w="481" w:type="dxa"/>
+            <w:tcBorders/>
+            <w:vAlign w:val="center"/>
+          </w:tcPr>
+          <w:p>
+            <w:pPr>
+              <w:pStyle w:val="TableContents"/>
+              <w:widowControl w:val="false"/>
+              <w:suppressLineNumbers/>
+              <w:bidi w:val="0"/>
+              <w:jc w:val="left"/>
+              <w:rPr/>
+            </w:pPr>
+            <w:r>
+              <w:rPr/>
+              <w:t>v10</w:t>
+            </w:r>
+          </w:p>
+        </w:tc>
+        <w:tc>
+          <w:tcPr>
+            <w:tcW w:w="1056" w:type="dxa"/>
+            <w:tcBorders/>
+            <w:vAlign w:val="center"/>
+          </w:tcPr>
+          <w:p>
+            <w:pPr>
+              <w:pStyle w:val="TableContents"/>
+              <w:widowControl w:val="false"/>
+              <w:suppressLineNumbers/>
+              <w:bidi w:val="0"/>
+              <w:jc w:val="left"/>
+              <w:rPr/>
+            </w:pPr>
+            <w:r>
+              <w:rPr/>
+              <w:t>7 October</w:t>
+            </w:r>
+          </w:p>
+        </w:tc>
+        <w:tc>
+          <w:tcPr>
+            <w:tcW w:w="7052" w:type="dxa"/>
+            <w:tcBorders/>
+            <w:vAlign w:val="center"/>
+          </w:tcPr>
+          <w:p>
+            <w:pPr>
+              <w:pStyle w:val="TableContents"/>
+              <w:widowControl w:val="false"/>
+              <w:suppressLineNumbers/>
+              <w:bidi w:val="0"/>
+              <w:jc w:val="left"/>
+              <w:rPr/>
+            </w:pPr>
+            <w:r>
+              <w:rPr/>
+              <w:t>ground events from open ADS-B and OPDI fused on top, gated by coverage and by airport</w:t>
+            </w:r>
+          </w:p>
+        </w:tc>
+        <w:tc>
+          <w:tcPr>
+            <w:tcW w:w="1950" w:type="dxa"/>
+            <w:tcBorders/>
+            <w:vAlign w:val="center"/>
+          </w:tcPr>
+          <w:p>
+            <w:pPr>
+              <w:pStyle w:val="TableContents"/>
+              <w:bidi w:val="0"/>
+              <w:jc w:val="right"/>
+              <w:rPr/>
+            </w:pPr>
+            <w:r>
+              <w:rPr/>
+              <w:t>272.0897</w:t>
+            </w:r>
+          </w:p>
+        </w:tc>
+      </w:tr>
+      <w:tr>
+        <w:trPr/>
+        <w:tc>
+          <w:tcPr>
+            <w:tcW w:w="481" w:type="dxa"/>
+            <w:tcBorders/>
+            <w:vAlign w:val="center"/>
+          </w:tcPr>
+          <w:p>
+            <w:pPr>
+              <w:pStyle w:val="TableContents"/>
+              <w:widowControl w:val="false"/>
+              <w:suppressLineNumbers/>
+              <w:bidi w:val="0"/>
+              <w:jc w:val="left"/>
+              <w:rPr/>
+            </w:pPr>
+            <w:r>
+              <w:rPr/>
+              <w:t>v11</w:t>
+            </w:r>
+          </w:p>
+        </w:tc>
+        <w:tc>
+          <w:tcPr>
+            <w:tcW w:w="1056" w:type="dxa"/>
+            <w:tcBorders/>
+            <w:vAlign w:val="center"/>
+          </w:tcPr>
+          <w:p>
+            <w:pPr>
+              <w:pStyle w:val="TableContents"/>
+              <w:widowControl w:val="false"/>
+              <w:suppressLineNumbers/>
+              <w:bidi w:val="0"/>
+              <w:jc w:val="left"/>
+              <w:rPr/>
+            </w:pPr>
+            <w:r>
+              <w:rPr/>
+              <w:t>8 October</w:t>
+            </w:r>
+          </w:p>
+        </w:tc>
+        <w:tc>
+          <w:tcPr>
+            <w:tcW w:w="7052" w:type="dxa"/>
+            <w:tcBorders/>
+            <w:vAlign w:val="center"/>
+          </w:tcPr>
+          <w:p>
+            <w:pPr>
+              <w:pStyle w:val="TableContents"/>
+              <w:widowControl w:val="false"/>
+              <w:suppressLineNumbers/>
+              <w:bidi w:val="0"/>
+              <w:jc w:val="left"/>
+              <w:rPr/>
+            </w:pPr>
+            <w:r>
+              <w:rPr/>
+              <w:t>a CatBoost member with v9's new columns; the fusion refitted on top of it</w:t>
+            </w:r>
+          </w:p>
+        </w:tc>
+        <w:tc>
+          <w:tcPr>
+            <w:tcW w:w="1950" w:type="dxa"/>
+            <w:tcBorders/>
+            <w:vAlign w:val="center"/>
+          </w:tcPr>
+          <w:p>
+            <w:pPr>
+              <w:pStyle w:val="TableContents"/>
+              <w:bidi w:val="0"/>
+              <w:jc w:val="right"/>
+              <w:rPr/>
+            </w:pPr>
+            <w:r>
+              <w:rPr/>
+              <w:t>269.1368</w:t>
+            </w:r>
+          </w:p>
+        </w:tc>
+      </w:tr>
+    </w:tbl>
+    <w:p>
+      <w:pPr>
+        <w:pStyle w:val="BodyText"/>
+        <w:bidi w:val="0"/>
+        <w:jc w:val="left"/>
+        <w:rPr/>
+      </w:pPr>
+      <w:r>
+        <w:rPr>
+          <w:rStyle w:val="Strong"/>
+        </w:rPr>
+        <w:t>v8, and the one decision taken on a score.</w:t>
+      </w:r>
+      <w:r>
+        <w:rPr/>
+        <w:t xml:space="preserve"> The pre-registration of 4 October judged the two rules of §3.3 a liability on the 2026 rows, on an analysis computed before v7's figure existed, and v8 was built to that judgment: it differs from v7 only on the 384 rows the two rules take. Its figure contradicted the judgment, and I withdrew it the same evening in an amendment that states it as a choice made after a score and on it. Every later file substitutes both rules exactly as v7 does. No other decision in this entry reads a score.</w:t>
+      </w:r>
+    </w:p>
+    <w:p>
+      <w:pPr>
+        <w:pStyle w:val="BodyText"/>
+        <w:bidi w:val="0"/>
+        <w:jc w:val="left"/>
+        <w:rPr/>
+      </w:pPr>
+      <w:r>
+        <w:rPr>
+          <w:rStyle w:val="Strong"/>
+        </w:rPr>
+        <w:t>v9.</w:t>
+      </w:r>
+      <w:r>
+        <w:rPr/>
+        <w:t xml:space="preserve"> Eight candidates fixed on 4 October, and a ninth on 6 October, were each read against the frozen rung on the legs of §7.1 and the twelve held-out months, and the ones that cleared alone were then read as one combination. Three cleared: C1, the network manager's recorded off-block time </w:t>
+      </w:r>
+      <w:r>
+        <w:rPr>
+          <w:rStyle w:val="SourceText"/>
+        </w:rPr>
+        <w:t>AOBT_3_flt</w:t>
+      </w:r>
+      <w:r>
+        <w:rPr/>
+        <w:t xml:space="preserve"> and the queue of departures it lets the model count; C4, the flight number's own history in the training year; and C3b, a CatBoost member blended at equal weight. Together they are better than the frozen rung by 13.81 s on December, by 12.10 on July over all ten airports, and by 8.25 pooled over the twelve held-out months. A winter layer, a per-airport recalibration, a gamma-deviance member, thunderstorm flags from the METAR and row weights toward the target month did not clear. </w:t>
+      </w:r>
+      <w:r>
+        <w:rPr>
+          <w:rStyle w:val="SourceText"/>
+        </w:rPr>
+        <w:t>AOBT_3_flt</w:t>
+      </w:r>
+      <w:r>
+        <w:rPr/>
+        <w:t xml:space="preserve"> had been excluded by decision since 2 September. It is published in the ranking set and not blanked, the features built on it are this entry's own, and admitting it was the owner's originality decision, taken on 6 October once C1 had cleared and before v9 was built. On the 383 rows the record-quality term covers, C6b replaces the term's single share per cell with a classifier of whether a row's block time sits at its schedule: pooled over the twelve months its mean squared error is 17,687,795 s² against the term's 23,585,522.</w:t>
+      </w:r>
+    </w:p>
+    <w:p>
+      <w:pPr>
+        <w:pStyle w:val="BodyText"/>
+        <w:bidi w:val="0"/>
+        <w:jc w:val="left"/>
+        <w:rPr/>
+      </w:pPr>
+      <w:r>
+        <w:rPr>
+          <w:rStyle w:val="Strong"/>
+        </w:rPr>
+        <w:t>v10: the aircraft seen on the ground.</w:t>
+      </w:r>
+      <w:r>
+        <w:rPr/>
+        <w:t xml:space="preserve"> Two open sources of surface positions were matched to the departures: the adsb.lol globe history, under the Open Database License, and the flight events of EUROCONTROL's OPDI, used on the organizers' confirmation. From them come the times an aircraft is first seen on the ground, first moves and stops, and the same for the other departures around it. A stacker reads them on top of v9's out-of-fold prediction. Under its rule as first written the fusion was better pooled, by 3.89 s, but worse in January and July, the months where airports no receiver sees carry most of the error, so it was not adopted. Taken only on rows a source covers (G1), it is better by 7.49 s pooled and 9.67 on December, and holds in every month. At three airports, EGLL, LFPG and LIRF, it was still worse on the rows it covered. G1n keeps the fusion at an airport in a month only where it beat the base on that airport's covered rows in the other eleven months. </w:t>
+      </w:r>
+      <w:r>
+        <w:rPr>
+          <w:rStyle w:val="Strong"/>
+        </w:rPr>
+        <w:t>G1n was defined after G1's per-airport figures had been seen</w:t>
+      </w:r>
+      <w:r>
+        <w:rPr/>
+        <w:t>, and its pre-registration says so. It is better than G1 by 2.40 s pooled and 4.75 on December, and better than the base by 9.89 pooled. The gate drops EGLL, LFPG and LIRF in every month and keeps the other seven; no ranking row at LTFM is covered, so v10 takes the fusion at six airports.</w:t>
+      </w:r>
+    </w:p>
+    <w:p>
+      <w:pPr>
+        <w:pStyle w:val="BodyText"/>
+        <w:bidi w:val="0"/>
+        <w:jc w:val="left"/>
+        <w:rPr/>
+      </w:pPr>
+      <w:r>
+        <w:rPr>
+          <w:rStyle w:val="Strong"/>
+        </w:rPr>
+        <w:t>v11: one night airport by airport.</w:t>
+      </w:r>
+      <w:r>
+        <w:rPr/>
+        <w:t xml:space="preserve"> Six more candidates were read, five of them fitted on every split overnight. The one with a mechanism behind it carried the result: C3b's member had been fitted without the columns C1 and C4 added to the booster, and refitted with them (C11) it is better than v9's configuration by 3.03 s over the twelve held-out months. One booster per airport and a larger booster both failed July; the winter layer failed its own January leg; the booster's weight in the blend was chosen among four values, a selection the report discloses. A selector then chose, per airport and out of fold, among eight of these predictions. It is better than v9's configuration by 2.49 s pooled and 4.52 on December, and for the ranking rows it takes C11's blend at nine airports and the old members at LIRF. Its forward legs let months after a leg's month inform the choice, and the report says so. The fusion refitted on this base is better than it by 6.59 s pooled when gated by coverage, and G1n is better than that by 2.42; the gate is unchanged. The airport-by-airport approach did not beat a better shared model: the per-airport boosters lost July, and the selector chose the shared member everywhere but one airport.</w:t>
+      </w:r>
+    </w:p>
+    <w:p>
+      <w:pPr>
+        <w:pStyle w:val="BodyText"/>
+        <w:bidi w:val="0"/>
+        <w:jc w:val="left"/>
+        <w:rPr/>
+      </w:pPr>
+      <w:r>
+        <w:rPr>
+          <w:rStyle w:val="Strong"/>
+        </w:rPr>
+        <w:t>Group C.</w:t>
+      </w:r>
+      <w:r>
+        <w:rPr/>
+        <w:t xml:space="preserve"> Two last candidates were fixed on 7 October before their figures: the booster's weight in C11's blend, and a larger stacker for the fusion. Neither cleared, so there is no v12 and v11 is the entry's file. Their readings were made in working files outside the repository; their pre-registration is published as a dated record with the others.</w:t>
+      </w:r>
+    </w:p>
+    <w:p>
+      <w:pPr>
+        <w:pStyle w:val="BodyText"/>
+        <w:bidi w:val="0"/>
+        <w:jc w:val="left"/>
+        <w:rPr/>
+      </w:pPr>
+      <w:r>
+        <w:rPr>
+          <w:rStyle w:val="Strong"/>
+        </w:rPr>
+        <w:t>What the five figures say.</w:t>
+      </w:r>
+      <w:r>
+        <w:rPr/>
+        <w:t xml:space="preserve"> Each file was uploaded once, after its rule had spoken, and the board ranks a team by its best file, so none of these figures chose anything. Read in order, every file the rules adopted on the training year scored lower than the one before it, and the one file built on a judgment that set the training year's evidence on those rows aside scored far higher.</w:t>
+      </w:r>
+    </w:p>
+    <w:p>
+      <w:pPr>
+        <w:pStyle w:val="BodyText"/>
+        <w:bidi w:val="0"/>
+        <w:jc w:val="left"/>
+        <w:rPr/>
+      </w:pPr>
+      <w:r>
+        <w:rPr/>
+        <w:t xml:space="preserve">Sources: </w:t>
+      </w:r>
+      <w:r>
+        <w:rPr>
+          <w:rStyle w:val="SourceText"/>
+        </w:rPr>
+        <w:t>reports/submission-2026-10-04.md</w:t>
+      </w:r>
+      <w:r>
+        <w:rPr/>
+        <w:t xml:space="preserve">, </w:t>
+      </w:r>
+      <w:r>
+        <w:rPr>
+          <w:rStyle w:val="SourceText"/>
+        </w:rPr>
+        <w:t>reports/submission-2026-10-04-v8.md</w:t>
+      </w:r>
+      <w:r>
+        <w:rPr/>
+        <w:t xml:space="preserve">, </w:t>
+      </w:r>
+      <w:r>
+        <w:rPr>
+          <w:rStyle w:val="SourceText"/>
+        </w:rPr>
+        <w:t>reports/submission-2026-10-06-v9.md</w:t>
+      </w:r>
+      <w:r>
+        <w:rPr/>
+        <w:t xml:space="preserve">, </w:t>
+      </w:r>
+      <w:r>
+        <w:rPr>
+          <w:rStyle w:val="SourceText"/>
+        </w:rPr>
+        <w:t>reports/submission-2026-10-07-v10.md</w:t>
+      </w:r>
+      <w:r>
+        <w:rPr/>
+        <w:t xml:space="preserve"> and </w:t>
+      </w:r>
+      <w:r>
+        <w:rPr>
+          <w:rStyle w:val="SourceText"/>
+        </w:rPr>
+        <w:t>reports/submission-2026-10-08-v11.md</w:t>
+      </w:r>
+      <w:r>
+        <w:rPr/>
+        <w:t xml:space="preserve">, dated records; </w:t>
+      </w:r>
+      <w:r>
+        <w:rPr>
+          <w:rStyle w:val="SourceText"/>
+        </w:rPr>
+        <w:t>reports/candidates-2026-10-05.md</w:t>
+      </w:r>
+      <w:r>
+        <w:rPr/>
+        <w:t xml:space="preserve">, </w:t>
+      </w:r>
+      <w:r>
+        <w:rPr>
+          <w:rStyle w:val="Emphasis"/>
+        </w:rPr>
+        <w:t>Section 4's combination</w:t>
+      </w:r>
+      <w:r>
+        <w:rPr/>
+        <w:t xml:space="preserve">; </w:t>
+      </w:r>
+      <w:r>
+        <w:rPr>
+          <w:rStyle w:val="SourceText"/>
+        </w:rPr>
+        <w:t>reports/c6.md</w:t>
+      </w:r>
+      <w:r>
+        <w:rPr/>
+        <w:t xml:space="preserve">, </w:t>
+      </w:r>
+      <w:r>
+        <w:rPr>
+          <w:rStyle w:val="Emphasis"/>
+        </w:rPr>
+        <w:t>Mean squared error, s²</w:t>
+      </w:r>
+      <w:r>
+        <w:rPr/>
+        <w:t xml:space="preserve">; </w:t>
+      </w:r>
+      <w:r>
+        <w:rPr>
+          <w:rStyle w:val="SourceText"/>
+        </w:rPr>
+        <w:t>reports/fusion.md</w:t>
+      </w:r>
+      <w:r>
+        <w:rPr/>
+        <w:t xml:space="preserve">, </w:t>
+      </w:r>
+      <w:r>
+        <w:rPr>
+          <w:rStyle w:val="Emphasis"/>
+        </w:rPr>
+        <w:t>1. The fusion under §5's rule</w:t>
+      </w:r>
+      <w:r>
+        <w:rPr/>
+        <w:t xml:space="preserve">, </w:t>
+      </w:r>
+      <w:r>
+        <w:rPr>
+          <w:rStyle w:val="Emphasis"/>
+        </w:rPr>
+        <w:t>2. G1, the fusion gated by coverage</w:t>
+      </w:r>
+      <w:r>
+        <w:rPr/>
+        <w:t xml:space="preserve"> and </w:t>
+      </w:r>
+      <w:r>
+        <w:rPr>
+          <w:rStyle w:val="Emphasis"/>
+        </w:rPr>
+        <w:t>3. G1n, the fusion gated by coverage and by airport, out of fold</w:t>
+      </w:r>
+      <w:r>
+        <w:rPr/>
+        <w:t xml:space="preserve">; </w:t>
+      </w:r>
+      <w:r>
+        <w:rPr>
+          <w:rStyle w:val="SourceText"/>
+        </w:rPr>
+        <w:t>reports/group-b.md</w:t>
+      </w:r>
+      <w:r>
+        <w:rPr/>
+        <w:t xml:space="preserve">, </w:t>
+      </w:r>
+      <w:r>
+        <w:rPr>
+          <w:rStyle w:val="Emphasis"/>
+        </w:rPr>
+        <w:t>C11, the member with C1 and C4</w:t>
+      </w:r>
+      <w:r>
+        <w:rPr/>
+        <w:t xml:space="preserve"> and </w:t>
+      </w:r>
+      <w:r>
+        <w:rPr>
+          <w:rStyle w:val="Emphasis"/>
+        </w:rPr>
+        <w:t>The combination</w:t>
+      </w:r>
+      <w:r>
+        <w:rPr/>
+        <w:t xml:space="preserve">; </w:t>
+      </w:r>
+      <w:r>
+        <w:rPr>
+          <w:rStyle w:val="SourceText"/>
+        </w:rPr>
+        <w:t>reports/fusion-new-base.md</w:t>
+      </w:r>
+      <w:r>
+        <w:rPr/>
+        <w:t xml:space="preserve">, </w:t>
+      </w:r>
+      <w:r>
+        <w:rPr>
+          <w:rStyle w:val="Emphasis"/>
+        </w:rPr>
+        <w:t>G1 against the new base</w:t>
+      </w:r>
+      <w:r>
+        <w:rPr/>
+        <w:t xml:space="preserve"> and </w:t>
+      </w:r>
+      <w:r>
+        <w:rPr>
+          <w:rStyle w:val="Emphasis"/>
+        </w:rPr>
+        <w:t>G1n against G1 (its rule)</w:t>
+      </w:r>
+      <w:r>
+        <w:rPr/>
+        <w:t>.</w:t>
       </w:r>
     </w:p>
     <w:p>
@@ -24396,14 +26403,14 @@
     </w:p>
     <w:p>
       <w:pPr>
-        <w:pStyle w:val="Heading2"/>
+        <w:pStyle w:val="Heading3"/>
         <w:bidi w:val="0"/>
         <w:jc w:val="left"/>
         <w:rPr/>
       </w:pPr>
       <w:r>
         <w:rPr/>
-        <w:t>10. Reproducing this</w:t>
+        <w:t>9.6 What held, and further work</w:t>
       </w:r>
     </w:p>
     <w:p>
@@ -24415,6 +26422,96 @@
       </w:pPr>
       <w:r>
         <w:rPr/>
+        <w:t>The central hypothesis held where it could be tested. The recovered geometry carries to stand–runway pairs the model has never seen (§8.5), and that is the part of the entry an identifier model cannot reproduce. It did not, and could not, move the test score by much: the test months reuse the training year's pairs, so the forward splits and the organizers' figures read the identifiers' strength rather than the geometry's (§9.1).</w:t>
+      </w:r>
+    </w:p>
+    <w:p>
+      <w:pPr>
+        <w:pStyle w:val="BodyText"/>
+        <w:bidi w:val="0"/>
+        <w:jc w:val="left"/>
+        <w:rPr/>
+      </w:pPr>
+      <w:r>
+        <w:rPr/>
+        <w:t>The larger gains of the last week came from data the geometry does not need: the network manager's recorded off-block time, a second member refitted with it, and aircraft seen on the ground by open receivers (§8.7). The last of these is constrained by where the receivers listen. Over the training year's fitting days a source covered 0.480 of Heathrow's departures; over the ranking months it covered 0.923. On the rows it did cover in 2025 the fusion read 237.06 s against the base's 219.17, so the out-of-fold gate dropped Heathrow and v11 does not use the fusion there. As the coverage in the test months is nearly double that of the training year, the stacker was fitted on a regime the test months do not share, and its reading at Heathrow may reflect the sparse coverage of 2025 as much as the airport itself.</w:t>
+      </w:r>
+    </w:p>
+    <w:p>
+      <w:pPr>
+        <w:pStyle w:val="BodyText"/>
+        <w:bidi w:val="0"/>
+        <w:jc w:val="left"/>
+        <w:rPr/>
+      </w:pPr>
+      <w:r>
+        <w:rPr/>
+        <w:t>Three directions follow from these limits. First, the fusion at Heathrow, Paris and Rome should be refitted on a year in which the receivers see those airports as densely as they see the test months, before it is read again. Secondly, the rows at Fiumicino whose recorded block time sits at the schedule remain a source of error the exposed fields do not identify well (§4); a source that records the actual pushback there would resolve them directly rather than by a share. Finally, the queueing layer this entry chose not to build was bounded at about eight seconds net of the plan lags (§6.4). Ground events observe directly what a queue model would have inferred, so that bound should be measured again with the fusion in place before a simulation is reconsidered.</w:t>
+      </w:r>
+    </w:p>
+    <w:p>
+      <w:pPr>
+        <w:pStyle w:val="BodyText"/>
+        <w:bidi w:val="0"/>
+        <w:jc w:val="left"/>
+        <w:rPr/>
+      </w:pPr>
+      <w:r>
+        <w:rPr/>
+        <w:t xml:space="preserve">Sources: </w:t>
+      </w:r>
+      <w:r>
+        <w:rPr>
+          <w:rStyle w:val="SourceText"/>
+        </w:rPr>
+        <w:t>reports/fusion.md</w:t>
+      </w:r>
+      <w:r>
+        <w:rPr/>
+        <w:t xml:space="preserve">, </w:t>
+      </w:r>
+      <w:r>
+        <w:rPr>
+          <w:rStyle w:val="Emphasis"/>
+        </w:rPr>
+        <w:t>The rows</w:t>
+      </w:r>
+      <w:r>
+        <w:rPr/>
+        <w:t xml:space="preserve"> and </w:t>
+      </w:r>
+      <w:r>
+        <w:rPr>
+          <w:rStyle w:val="Emphasis"/>
+        </w:rPr>
+        <w:t>The gate the ranking rows take</w:t>
+      </w:r>
+      <w:r>
+        <w:rPr/>
+        <w:t>.</w:t>
+      </w:r>
+    </w:p>
+    <w:p>
+      <w:pPr>
+        <w:pStyle w:val="Heading2"/>
+        <w:bidi w:val="0"/>
+        <w:jc w:val="left"/>
+        <w:rPr/>
+      </w:pPr>
+      <w:r>
+        <w:rPr/>
+        <w:t>10. Reproducing this</w:t>
+      </w:r>
+    </w:p>
+    <w:p>
+      <w:pPr>
+        <w:pStyle w:val="BodyText"/>
+        <w:bidi w:val="0"/>
+        <w:jc w:val="left"/>
+        <w:rPr/>
+      </w:pPr>
+      <w:r>
+        <w:rPr/>
         <w:t xml:space="preserve">A reader brings four things to the repository at the commit this paper is committed in, tagged </w:t>
       </w:r>
       <w:r>
@@ -24495,7 +26592,57 @@
       </w:r>
       <w:r>
         <w:rPr/>
-        <w:t xml:space="preserve"> the file that was scored. The organizers' announcement channels, the ranking page's news box, the challenge's main page and the OSN Discord channel </w:t>
+        <w:t xml:space="preserve"> the file that was scored first. The files of §8.7 are tagged </w:t>
+      </w:r>
+      <w:r>
+        <w:rPr>
+          <w:rStyle w:val="SourceText"/>
+        </w:rPr>
+        <w:t>model-v8-2026-10-04</w:t>
+      </w:r>
+      <w:r>
+        <w:rPr/>
+        <w:t xml:space="preserve">, </w:t>
+      </w:r>
+      <w:r>
+        <w:rPr>
+          <w:rStyle w:val="SourceText"/>
+        </w:rPr>
+        <w:t>model-v9-2026-10-06</w:t>
+      </w:r>
+      <w:r>
+        <w:rPr/>
+        <w:t xml:space="preserve">, </w:t>
+      </w:r>
+      <w:r>
+        <w:rPr>
+          <w:rStyle w:val="SourceText"/>
+        </w:rPr>
+        <w:t>model-v10-2026-10-07</w:t>
+      </w:r>
+      <w:r>
+        <w:rPr/>
+        <w:t xml:space="preserve"> and </w:t>
+      </w:r>
+      <w:r>
+        <w:rPr>
+          <w:rStyle w:val="SourceText"/>
+        </w:rPr>
+        <w:t>model-v11-2026-10-07</w:t>
+      </w:r>
+      <w:r>
+        <w:rPr/>
+        <w:t xml:space="preserve">; </w:t>
+      </w:r>
+      <w:r>
+        <w:rPr>
+          <w:rStyle w:val="SourceText"/>
+        </w:rPr>
+        <w:t>scripts/make_submission.py</w:t>
+      </w:r>
+      <w:r>
+        <w:rPr/>
+        <w:t xml:space="preserve"> at the last of them builds v11, and each file's record gives its digest, so a rebuild can be told from the scored file byte for byte. The organizers' announcement channels, the ranking page's news box, the challenge's main page and the OSN Discord channel </w:t>
       </w:r>
       <w:r>
         <w:rPr>
@@ -70075,125 +72222,6 @@
   <w:abstractNum w:abstractNumId="2">
     <w:lvl w:ilvl="0">
       <w:start w:val="1"/>
-      <w:numFmt w:val="decimal"/>
-      <w:lvlText w:val="%1."/>
-      <w:lvlJc w:val="left"/>
-      <w:pPr>
-        <w:tabs>
-          <w:tab w:val="num" w:pos="709"/>
-        </w:tabs>
-        <w:ind w:left="709" w:hanging="283"/>
-      </w:pPr>
-      <w:rPr/>
-    </w:lvl>
-    <w:lvl w:ilvl="1">
-      <w:start w:val="1"/>
-      <w:numFmt w:val="decimal"/>
-      <w:lvlText w:val="%2."/>
-      <w:lvlJc w:val="left"/>
-      <w:pPr>
-        <w:tabs>
-          <w:tab w:val="num" w:pos="1418"/>
-        </w:tabs>
-        <w:ind w:left="1418" w:hanging="283"/>
-      </w:pPr>
-      <w:rPr/>
-    </w:lvl>
-    <w:lvl w:ilvl="2">
-      <w:start w:val="1"/>
-      <w:numFmt w:val="decimal"/>
-      <w:lvlText w:val="%3."/>
-      <w:lvlJc w:val="left"/>
-      <w:pPr>
-        <w:tabs>
-          <w:tab w:val="num" w:pos="2127"/>
-        </w:tabs>
-        <w:ind w:left="2127" w:hanging="283"/>
-      </w:pPr>
-      <w:rPr/>
-    </w:lvl>
-    <w:lvl w:ilvl="3">
-      <w:start w:val="1"/>
-      <w:numFmt w:val="decimal"/>
-      <w:lvlText w:val="%4."/>
-      <w:lvlJc w:val="left"/>
-      <w:pPr>
-        <w:tabs>
-          <w:tab w:val="num" w:pos="2836"/>
-        </w:tabs>
-        <w:ind w:left="2836" w:hanging="283"/>
-      </w:pPr>
-      <w:rPr/>
-    </w:lvl>
-    <w:lvl w:ilvl="4">
-      <w:start w:val="1"/>
-      <w:numFmt w:val="decimal"/>
-      <w:lvlText w:val="%5."/>
-      <w:lvlJc w:val="left"/>
-      <w:pPr>
-        <w:tabs>
-          <w:tab w:val="num" w:pos="3545"/>
-        </w:tabs>
-        <w:ind w:left="3545" w:hanging="283"/>
-      </w:pPr>
-      <w:rPr/>
-    </w:lvl>
-    <w:lvl w:ilvl="5">
-      <w:start w:val="1"/>
-      <w:numFmt w:val="decimal"/>
-      <w:lvlText w:val="%6."/>
-      <w:lvlJc w:val="left"/>
-      <w:pPr>
-        <w:tabs>
-          <w:tab w:val="num" w:pos="4254"/>
-        </w:tabs>
-        <w:ind w:left="4254" w:hanging="283"/>
-      </w:pPr>
-      <w:rPr/>
-    </w:lvl>
-    <w:lvl w:ilvl="6">
-      <w:start w:val="1"/>
-      <w:numFmt w:val="decimal"/>
-      <w:lvlText w:val="%7."/>
-      <w:lvlJc w:val="left"/>
-      <w:pPr>
-        <w:tabs>
-          <w:tab w:val="num" w:pos="4963"/>
-        </w:tabs>
-        <w:ind w:left="4963" w:hanging="283"/>
-      </w:pPr>
-      <w:rPr/>
-    </w:lvl>
-    <w:lvl w:ilvl="7">
-      <w:start w:val="1"/>
-      <w:numFmt w:val="decimal"/>
-      <w:lvlText w:val="%8."/>
-      <w:lvlJc w:val="left"/>
-      <w:pPr>
-        <w:tabs>
-          <w:tab w:val="num" w:pos="5672"/>
-        </w:tabs>
-        <w:ind w:left="5672" w:hanging="283"/>
-      </w:pPr>
-      <w:rPr/>
-    </w:lvl>
-    <w:lvl w:ilvl="8">
-      <w:start w:val="1"/>
-      <w:numFmt w:val="decimal"/>
-      <w:lvlText w:val="%9."/>
-      <w:lvlJc w:val="left"/>
-      <w:pPr>
-        <w:tabs>
-          <w:tab w:val="num" w:pos="6381"/>
-        </w:tabs>
-        <w:ind w:left="6381" w:hanging="283"/>
-      </w:pPr>
-      <w:rPr/>
-    </w:lvl>
-  </w:abstractNum>
-  <w:abstractNum w:abstractNumId="3">
-    <w:lvl w:ilvl="0">
-      <w:start w:val="1"/>
       <w:numFmt w:val="bullet"/>
       <w:lvlText w:val=""/>
       <w:lvlJc w:val="left"/>
@@ -70328,7 +72356,7 @@
       </w:rPr>
     </w:lvl>
   </w:abstractNum>
-  <w:abstractNum w:abstractNumId="4">
+  <w:abstractNum w:abstractNumId="3">
     <w:lvl w:ilvl="0">
       <w:start w:val="1"/>
       <w:numFmt w:val="none"/>
@@ -70459,9 +72487,6 @@
   <w:num w:numId="3">
     <w:abstractNumId w:val="3"/>
   </w:num>
-  <w:num w:numId="4">
-    <w:abstractNumId w:val="4"/>
-  </w:num>
 </w:numbering>
 </file>
 
@@ -70571,17 +72596,17 @@
       <w:bCs/>
     </w:rPr>
   </w:style>
-  <w:style w:type="character" w:styleId="NumberingSymbols">
-    <w:name w:val="Numbering Symbols"/>
-    <w:qFormat/>
-    <w:rPr/>
-  </w:style>
   <w:style w:type="character" w:styleId="Hyperlink">
     <w:name w:val="Hyperlink"/>
     <w:rPr>
       <w:color w:val="000080"/>
       <w:u w:val="single"/>
     </w:rPr>
+  </w:style>
+  <w:style w:type="character" w:styleId="NumberingSymbols">
+    <w:name w:val="Numbering Symbols"/>
+    <w:qFormat/>
+    <w:rPr/>
   </w:style>
   <w:style w:type="character" w:styleId="Bullets">
     <w:name w:val="Bullets"/>
@@ -70665,19 +72690,6 @@
       <w:szCs w:val="12"/>
     </w:rPr>
   </w:style>
-  <w:style w:type="paragraph" w:styleId="PreformattedText">
-    <w:name w:val="Preformatted Text"/>
-    <w:basedOn w:val="Normal"/>
-    <w:qFormat/>
-    <w:pPr>
-      <w:spacing w:before="0" w:after="0"/>
-    </w:pPr>
-    <w:rPr>
-      <w:rFonts w:ascii="Liberation Mono" w:hAnsi="Liberation Mono" w:eastAsia="Noto Sans Mono CJK SC" w:cs="Liberation Mono"/>
-      <w:sz w:val="20"/>
-      <w:szCs w:val="20"/>
-    </w:rPr>
-  </w:style>
   <w:style w:type="paragraph" w:styleId="TableContents">
     <w:name w:val="Table Contents"/>
     <w:basedOn w:val="Normal"/>
@@ -70699,6 +72711,19 @@
     <w:rPr>
       <w:b/>
       <w:bCs/>
+    </w:rPr>
+  </w:style>
+  <w:style w:type="paragraph" w:styleId="PreformattedText">
+    <w:name w:val="Preformatted Text"/>
+    <w:basedOn w:val="Normal"/>
+    <w:qFormat/>
+    <w:pPr>
+      <w:spacing w:before="0" w:after="0"/>
+    </w:pPr>
+    <w:rPr>
+      <w:rFonts w:ascii="Liberation Mono" w:hAnsi="Liberation Mono" w:eastAsia="Noto Sans Mono CJK SC" w:cs="Liberation Mono"/>
+      <w:sz w:val="20"/>
+      <w:szCs w:val="20"/>
     </w:rPr>
   </w:style>
 </w:styles>
